--- a/Projects/Chinook/Depth Occupancy/Model v1/Results.docx
+++ b/Projects/Chinook/Depth Occupancy/Model v1/Results.docx
@@ -20,7 +20,7 @@
           <w:sz w:val="22"/>
           <w:szCs w:val="22"/>
         </w:rPr>
-        <w:t>Model Evaluation</w:t>
+        <w:t>Evaluation of Model Predictions</w:t>
       </w:r>
     </w:p>
     <w:p>
@@ -37,23 +37,57 @@
           <w:sz w:val="22"/>
           <w:szCs w:val="22"/>
         </w:rPr>
-        <w:t>The selected model (model D</w:t>
-      </w:r>
-      <w:r>
-        <w:rPr>
-          <w:rFonts w:ascii="Georgia" w:hAnsi="Georgia"/>
-          <w:sz w:val="22"/>
-          <w:szCs w:val="22"/>
-        </w:rPr>
-        <w:t xml:space="preserve"> in table 1</w:t>
-      </w:r>
-      <w:r>
-        <w:rPr>
-          <w:rFonts w:ascii="Georgia" w:hAnsi="Georgia"/>
-          <w:sz w:val="22"/>
-          <w:szCs w:val="22"/>
-        </w:rPr>
-        <w:t xml:space="preserve">) used </w:t>
+        <w:t xml:space="preserve">To </w:t>
+      </w:r>
+      <w:r>
+        <w:rPr>
+          <w:rFonts w:ascii="Georgia" w:hAnsi="Georgia"/>
+          <w:color w:val="222222"/>
+          <w:sz w:val="22"/>
+          <w:szCs w:val="22"/>
+          <w:shd w:val="clear" w:color="auto" w:fill="FFFFFF"/>
+        </w:rPr>
+        <w:t xml:space="preserve">evaluate the model’s predictions against observed depth occupancy we summarized depth occupancy and predictions across each of the selected features. For seasonal effects </w:t>
+      </w:r>
+      <w:r>
+        <w:rPr>
+          <w:rFonts w:ascii="Georgia" w:hAnsi="Georgia"/>
+          <w:sz w:val="22"/>
+          <w:szCs w:val="22"/>
+        </w:rPr>
+        <w:t xml:space="preserve">we compared the </w:t>
+      </w:r>
+      <w:r>
+        <w:rPr>
+          <w:rFonts w:ascii="Georgia" w:hAnsi="Georgia"/>
+          <w:sz w:val="22"/>
+          <w:szCs w:val="22"/>
+        </w:rPr>
+        <w:t xml:space="preserve">monthly </w:t>
+      </w:r>
+      <w:r>
+        <w:rPr>
+          <w:rFonts w:ascii="Georgia" w:hAnsi="Georgia"/>
+          <w:sz w:val="22"/>
+          <w:szCs w:val="22"/>
+        </w:rPr>
+        <w:t xml:space="preserve">proportion of fish in each depth bin in the validation set to the </w:t>
+      </w:r>
+      <w:r>
+        <w:rPr>
+          <w:rFonts w:ascii="Georgia" w:hAnsi="Georgia"/>
+          <w:sz w:val="22"/>
+          <w:szCs w:val="22"/>
+        </w:rPr>
+        <w:t xml:space="preserve">monthly </w:t>
+      </w:r>
+      <w:r>
+        <w:rPr>
+          <w:rFonts w:ascii="Georgia" w:hAnsi="Georgia"/>
+          <w:sz w:val="22"/>
+          <w:szCs w:val="22"/>
+        </w:rPr>
+        <w:t xml:space="preserve">mean probability of fish in each depth bin as predicted by the model. To evaluate diurnal variation, we converted our </w:t>
       </w:r>
       <w:proofErr w:type="spellStart"/>
       <w:r>
@@ -62,7 +96,7 @@
           <w:sz w:val="22"/>
           <w:szCs w:val="22"/>
         </w:rPr>
-        <w:t>depth_bin</w:t>
+        <w:t>sin_sun</w:t>
       </w:r>
       <w:proofErr w:type="spellEnd"/>
       <w:r>
@@ -71,23 +105,57 @@
           <w:sz w:val="22"/>
           <w:szCs w:val="22"/>
         </w:rPr>
-        <w:t>, season, our diel feature, nitrate, salinity, and mixed layer thickness as features.</w:t>
-      </w:r>
-      <w:r>
-        <w:rPr>
-          <w:rFonts w:ascii="Georgia" w:hAnsi="Georgia"/>
-          <w:sz w:val="22"/>
-          <w:szCs w:val="22"/>
-        </w:rPr>
-        <w:t xml:space="preserve"> Starting from the null model, each of the features leading up to model D added progressively more information. </w:t>
-      </w:r>
-      <w:r>
-        <w:rPr>
-          <w:rFonts w:ascii="Georgia" w:hAnsi="Georgia"/>
-          <w:sz w:val="22"/>
-          <w:szCs w:val="22"/>
-        </w:rPr>
-        <w:t>Judging off</w:t>
+        <w:t xml:space="preserve"> and </w:t>
+      </w:r>
+      <w:proofErr w:type="spellStart"/>
+      <w:r>
+        <w:rPr>
+          <w:rFonts w:ascii="Georgia" w:hAnsi="Georgia"/>
+          <w:sz w:val="22"/>
+          <w:szCs w:val="22"/>
+        </w:rPr>
+        <w:t>cos_sun</w:t>
+      </w:r>
+      <w:proofErr w:type="spellEnd"/>
+      <w:r>
+        <w:rPr>
+          <w:rFonts w:ascii="Georgia" w:hAnsi="Georgia"/>
+          <w:sz w:val="22"/>
+          <w:szCs w:val="22"/>
+        </w:rPr>
+        <w:t xml:space="preserve"> features back into radians</w:t>
+      </w:r>
+      <w:r>
+        <w:rPr>
+          <w:rFonts w:ascii="Georgia" w:hAnsi="Georgia"/>
+          <w:sz w:val="22"/>
+          <w:szCs w:val="22"/>
+        </w:rPr>
+        <w:t>, binned that feature,</w:t>
+      </w:r>
+      <w:r>
+        <w:rPr>
+          <w:rFonts w:ascii="Georgia" w:hAnsi="Georgia"/>
+          <w:sz w:val="22"/>
+          <w:szCs w:val="22"/>
+        </w:rPr>
+        <w:t xml:space="preserve"> and then computed the actual proportions of the fish at depths lower than 25m across month</w:t>
+      </w:r>
+      <w:r>
+        <w:rPr>
+          <w:rFonts w:ascii="Georgia" w:hAnsi="Georgia"/>
+          <w:sz w:val="22"/>
+          <w:szCs w:val="22"/>
+        </w:rPr>
+        <w:t xml:space="preserve"> and day</w:t>
+      </w:r>
+      <w:r>
+        <w:rPr>
+          <w:rFonts w:ascii="Georgia" w:hAnsi="Georgia"/>
+          <w:sz w:val="22"/>
+          <w:szCs w:val="22"/>
+        </w:rPr>
+        <w:t xml:space="preserve"> for both the training and validation sets.</w:t>
       </w:r>
       <w:r>
         <w:rPr>
@@ -103,93 +171,31 @@
           <w:sz w:val="22"/>
           <w:szCs w:val="22"/>
         </w:rPr>
-        <w:t xml:space="preserve">loss over </w:t>
-      </w:r>
-      <w:r>
-        <w:rPr>
-          <w:rFonts w:ascii="Georgia" w:hAnsi="Georgia"/>
-          <w:sz w:val="22"/>
-          <w:szCs w:val="22"/>
-        </w:rPr>
-        <w:t xml:space="preserve">decisions in </w:t>
-      </w:r>
-      <w:r>
-        <w:rPr>
-          <w:rFonts w:ascii="Georgia" w:hAnsi="Georgia"/>
-          <w:sz w:val="22"/>
-          <w:szCs w:val="22"/>
-        </w:rPr>
-        <w:t>the validation set</w:t>
-      </w:r>
-      <w:r>
-        <w:rPr>
-          <w:rFonts w:ascii="Georgia" w:hAnsi="Georgia"/>
-          <w:sz w:val="22"/>
-          <w:szCs w:val="22"/>
-        </w:rPr>
-        <w:t xml:space="preserve"> we see a significant jump in performance going from a null model (</w:t>
-      </w:r>
-      <w:r>
-        <w:rPr>
-          <w:rFonts w:ascii="Georgia" w:hAnsi="Georgia"/>
-          <w:sz w:val="22"/>
-          <w:szCs w:val="22"/>
-        </w:rPr>
-        <w:t xml:space="preserve">equal </w:t>
-      </w:r>
-      <w:r>
-        <w:rPr>
-          <w:rFonts w:ascii="Georgia" w:hAnsi="Georgia"/>
-          <w:sz w:val="22"/>
-          <w:szCs w:val="22"/>
-        </w:rPr>
-        <w:t>likelihood given</w:t>
-      </w:r>
-      <w:r>
-        <w:rPr>
-          <w:rFonts w:ascii="Georgia" w:hAnsi="Georgia"/>
-          <w:sz w:val="22"/>
-          <w:szCs w:val="22"/>
-        </w:rPr>
-        <w:t xml:space="preserve"> to each depth bin</w:t>
-      </w:r>
-      <w:r>
-        <w:rPr>
-          <w:rFonts w:ascii="Georgia" w:hAnsi="Georgia"/>
-          <w:sz w:val="22"/>
-          <w:szCs w:val="22"/>
-        </w:rPr>
-        <w:t xml:space="preserve">) to a model aware of the depth bin (1.740 to 1.457). This is expected as the distribution of fish across depth bins was highly skewed toward shallower depths (table </w:t>
-      </w:r>
-      <w:r>
-        <w:rPr>
-          <w:rFonts w:ascii="Georgia" w:hAnsi="Georgia"/>
-          <w:sz w:val="22"/>
-          <w:szCs w:val="22"/>
-        </w:rPr>
-        <w:t>2</w:t>
-      </w:r>
-      <w:r>
-        <w:rPr>
-          <w:rFonts w:ascii="Georgia" w:hAnsi="Georgia"/>
-          <w:sz w:val="22"/>
-          <w:szCs w:val="22"/>
-        </w:rPr>
-        <w:t>).</w:t>
-      </w:r>
-      <w:r>
-        <w:rPr>
-          <w:rFonts w:ascii="Georgia" w:hAnsi="Georgia"/>
-          <w:sz w:val="22"/>
-          <w:szCs w:val="22"/>
-        </w:rPr>
-        <w:t xml:space="preserve"> </w:t>
+        <w:t xml:space="preserve">This was then compared to the </w:t>
+      </w:r>
+      <w:r>
+        <w:rPr>
+          <w:rFonts w:ascii="Georgia" w:hAnsi="Georgia"/>
+          <w:sz w:val="22"/>
+          <w:szCs w:val="22"/>
+        </w:rPr>
+        <w:t xml:space="preserve">monthly </w:t>
+      </w:r>
+      <w:r>
+        <w:rPr>
+          <w:rFonts w:ascii="Georgia" w:hAnsi="Georgia"/>
+          <w:sz w:val="22"/>
+          <w:szCs w:val="22"/>
+        </w:rPr>
+        <w:t xml:space="preserve">mean probability of depth occupancy below 25m across the day as predicted by the model over the validation set. Finally, for each of our selected environmental features (mixed layer thickness, salinity, and nitrate) we binned our environmental feature and then, per month, compared observed proportion of fish below 25m over the validation and training sets to the corresponding predicted proportions over the validation set. </w:t>
       </w:r>
     </w:p>
     <w:p>
       <w:pPr>
         <w:rPr>
           <w:rFonts w:ascii="Georgia" w:hAnsi="Georgia"/>
+          <w:b/>
+          <w:bCs/>
           <w:sz w:val="22"/>
           <w:szCs w:val="22"/>
         </w:rPr>
@@ -197,50 +203,22 @@
       <w:r>
         <w:rPr>
           <w:rFonts w:ascii="Georgia" w:hAnsi="Georgia"/>
-          <w:sz w:val="22"/>
-          <w:szCs w:val="22"/>
-        </w:rPr>
-        <w:t xml:space="preserve">Next, we see another substantial improvement in </w:t>
-      </w:r>
-      <w:r>
-        <w:rPr>
-          <w:rFonts w:ascii="Georgia" w:hAnsi="Georgia"/>
-          <w:sz w:val="22"/>
-          <w:szCs w:val="22"/>
-        </w:rPr>
-        <w:t>our loss</w:t>
-      </w:r>
-      <w:r>
-        <w:rPr>
-          <w:rFonts w:ascii="Georgia" w:hAnsi="Georgia"/>
-          <w:sz w:val="22"/>
-          <w:szCs w:val="22"/>
-        </w:rPr>
-        <w:t xml:space="preserve"> by adding our season features (1.457 to 1.368). This is also expected as there are strong changes in depth occupancy of fish through the seasons (figure 1). In general, across both sets the pattern is the same – fish tend to move deeper in the winter months with a peak in the depth &lt;=25</w:t>
-      </w:r>
-      <w:r>
-        <w:rPr>
-          <w:rFonts w:ascii="Georgia" w:hAnsi="Georgia"/>
-          <w:sz w:val="22"/>
-          <w:szCs w:val="22"/>
-        </w:rPr>
-        <w:t>m</w:t>
-      </w:r>
-      <w:r>
-        <w:rPr>
-          <w:rFonts w:ascii="Georgia" w:hAnsi="Georgia"/>
-          <w:sz w:val="22"/>
-          <w:szCs w:val="22"/>
-        </w:rPr>
-        <w:t xml:space="preserve"> bin in the months of May and June. </w:t>
+          <w:b/>
+          <w:bCs/>
+          <w:sz w:val="22"/>
+          <w:szCs w:val="22"/>
+        </w:rPr>
+        <w:t>Informing Risk Mitigation</w:t>
       </w:r>
     </w:p>
     <w:p>
       <w:pPr>
         <w:rPr>
           <w:rFonts w:ascii="Georgia" w:hAnsi="Georgia"/>
-          <w:sz w:val="22"/>
-          <w:szCs w:val="22"/>
+          <w:color w:val="222222"/>
+          <w:sz w:val="22"/>
+          <w:szCs w:val="22"/>
+          <w:shd w:val="clear" w:color="auto" w:fill="FFFFFF"/>
         </w:rPr>
       </w:pPr>
       <w:r>
@@ -249,55 +227,17 @@
           <w:sz w:val="22"/>
           <w:szCs w:val="22"/>
         </w:rPr>
-        <w:t>We see another improvement in loss upon the inclusion of our diel features</w:t>
-      </w:r>
-      <w:r>
-        <w:rPr>
-          <w:rFonts w:ascii="Georgia" w:hAnsi="Georgia"/>
-          <w:sz w:val="22"/>
-          <w:szCs w:val="22"/>
-        </w:rPr>
-        <w:t xml:space="preserve"> (1.368 to 1.352)</w:t>
-      </w:r>
-      <w:r>
-        <w:rPr>
-          <w:rFonts w:ascii="Georgia" w:hAnsi="Georgia"/>
-          <w:sz w:val="22"/>
-          <w:szCs w:val="22"/>
-        </w:rPr>
-        <w:t>. Overall,</w:t>
-      </w:r>
-      <w:r>
-        <w:rPr>
-          <w:rFonts w:ascii="Georgia" w:hAnsi="Georgia"/>
-          <w:sz w:val="22"/>
-          <w:szCs w:val="22"/>
-        </w:rPr>
-        <w:t xml:space="preserve"> there is a large amount of variability even between the training and validation actuals, especially from August to October, </w:t>
-      </w:r>
-      <w:r>
-        <w:rPr>
-          <w:rFonts w:ascii="Georgia" w:hAnsi="Georgia"/>
-          <w:sz w:val="22"/>
-          <w:szCs w:val="22"/>
-        </w:rPr>
-        <w:t>but</w:t>
-      </w:r>
-      <w:r>
-        <w:rPr>
-          <w:rFonts w:ascii="Georgia" w:hAnsi="Georgia"/>
-          <w:sz w:val="22"/>
-          <w:szCs w:val="22"/>
-        </w:rPr>
-        <w:t xml:space="preserve">, across months, our model replicates the general pattern of occupancy throughout the day (figure 2). In most months we see occupancy &lt;=25m peak during the day </w:t>
-      </w:r>
-      <w:r>
-        <w:rPr>
-          <w:rFonts w:ascii="Georgia" w:hAnsi="Georgia"/>
-          <w:sz w:val="22"/>
-          <w:szCs w:val="22"/>
-        </w:rPr>
-        <w:t xml:space="preserve">with especially strong diurnal variation in the months of August through October. In contrast to this, from March to May we see the opposite pattern, with fish more likely to be at depth at night. </w:t>
+        <w:t xml:space="preserve">To illustrate how the model </w:t>
+      </w:r>
+      <w:r>
+        <w:rPr>
+          <w:rFonts w:ascii="Georgia" w:hAnsi="Georgia"/>
+          <w:color w:val="222222"/>
+          <w:sz w:val="22"/>
+          <w:szCs w:val="22"/>
+          <w:shd w:val="clear" w:color="auto" w:fill="FFFFFF"/>
+        </w:rPr>
+        <w:t xml:space="preserve">predictions can guide mitigation of incidental capture near the seafloor we performed an inference over the Gulf of Alaska in the year of 2022 and then used the predictions to explore how our features drive risk. </w:t>
       </w:r>
     </w:p>
     <w:p>
@@ -311,50 +251,126 @@
       <w:r>
         <w:rPr>
           <w:rFonts w:ascii="Georgia" w:hAnsi="Georgia"/>
-          <w:sz w:val="22"/>
-          <w:szCs w:val="22"/>
-        </w:rPr>
-        <w:t>Our final drop in loss comes with the addition of three environmental covariates – nitrate, salinity, and mixed layer thickness (</w:t>
-      </w:r>
-      <w:r>
-        <w:rPr>
-          <w:rFonts w:ascii="Georgia" w:hAnsi="Georgia"/>
-          <w:sz w:val="22"/>
-          <w:szCs w:val="22"/>
-        </w:rPr>
-        <w:t>1.352 to 1.339</w:t>
-      </w:r>
-      <w:r>
-        <w:rPr>
-          <w:rFonts w:ascii="Georgia" w:hAnsi="Georgia"/>
-          <w:sz w:val="22"/>
-          <w:szCs w:val="22"/>
-        </w:rPr>
-        <w:t xml:space="preserve">). </w:t>
-      </w:r>
-      <w:r>
-        <w:rPr>
-          <w:rFonts w:ascii="Georgia" w:hAnsi="Georgia"/>
-          <w:sz w:val="22"/>
-          <w:szCs w:val="22"/>
-        </w:rPr>
-        <w:t xml:space="preserve">These features were chosen from the slew of options as they were the only ones </w:t>
-      </w:r>
-      <w:r>
-        <w:rPr>
-          <w:rFonts w:ascii="Georgia" w:hAnsi="Georgia"/>
-          <w:sz w:val="22"/>
-          <w:szCs w:val="22"/>
-        </w:rPr>
-        <w:t xml:space="preserve">that </w:t>
-      </w:r>
-      <w:r>
-        <w:rPr>
-          <w:rFonts w:ascii="Georgia" w:hAnsi="Georgia"/>
-          <w:sz w:val="22"/>
-          <w:szCs w:val="22"/>
-        </w:rPr>
-        <w:t>individually added value to the model in the validation set when combined with the features in model C</w:t>
+          <w:color w:val="222222"/>
+          <w:sz w:val="22"/>
+          <w:szCs w:val="22"/>
+          <w:shd w:val="clear" w:color="auto" w:fill="FFFFFF"/>
+        </w:rPr>
+        <w:t xml:space="preserve">First, in the same manner as described for model training, we built </w:t>
+      </w:r>
+      <w:r>
+        <w:rPr>
+          <w:rFonts w:ascii="Georgia" w:hAnsi="Georgia"/>
+          <w:sz w:val="22"/>
+          <w:szCs w:val="22"/>
+        </w:rPr>
+        <w:t xml:space="preserve">a </w:t>
+      </w:r>
+      <w:r>
+        <w:rPr>
+          <w:rFonts w:ascii="Georgia" w:hAnsi="Georgia"/>
+          <w:sz w:val="22"/>
+          <w:szCs w:val="22"/>
+        </w:rPr>
+        <w:t xml:space="preserve">dataset </w:t>
+      </w:r>
+      <w:r>
+        <w:rPr>
+          <w:rFonts w:ascii="Georgia" w:hAnsi="Georgia"/>
+          <w:sz w:val="22"/>
+          <w:szCs w:val="22"/>
+        </w:rPr>
+        <w:t xml:space="preserve">of model features </w:t>
+      </w:r>
+      <w:r>
+        <w:rPr>
+          <w:rFonts w:ascii="Georgia" w:hAnsi="Georgia"/>
+          <w:sz w:val="22"/>
+          <w:szCs w:val="22"/>
+        </w:rPr>
+        <w:t xml:space="preserve">that included each depth bin, over every single H3 resolution 4 </w:t>
+      </w:r>
+      <w:proofErr w:type="gramStart"/>
+      <w:r>
+        <w:rPr>
+          <w:rFonts w:ascii="Georgia" w:hAnsi="Georgia"/>
+          <w:sz w:val="22"/>
+          <w:szCs w:val="22"/>
+        </w:rPr>
+        <w:t>cell</w:t>
+      </w:r>
+      <w:proofErr w:type="gramEnd"/>
+      <w:r>
+        <w:rPr>
+          <w:rFonts w:ascii="Georgia" w:hAnsi="Georgia"/>
+          <w:sz w:val="22"/>
+          <w:szCs w:val="22"/>
+        </w:rPr>
+        <w:t>, in each hour, over the full year of 2022 in the Gulf of Alaska and Eastern Bering Sea. This resulted in over 96 million entries. Using AWS Batch</w:t>
+      </w:r>
+      <w:r>
+        <w:rPr>
+          <w:rFonts w:ascii="Georgia" w:hAnsi="Georgia"/>
+          <w:sz w:val="22"/>
+          <w:szCs w:val="22"/>
+        </w:rPr>
+        <w:t xml:space="preserve">, </w:t>
+      </w:r>
+      <w:r>
+        <w:rPr>
+          <w:rFonts w:ascii="Georgia" w:hAnsi="Georgia"/>
+          <w:sz w:val="22"/>
+          <w:szCs w:val="22"/>
+        </w:rPr>
+        <w:t xml:space="preserve">we then ran </w:t>
+      </w:r>
+      <w:r>
+        <w:rPr>
+          <w:rFonts w:ascii="Georgia" w:hAnsi="Georgia"/>
+          <w:sz w:val="22"/>
+          <w:szCs w:val="22"/>
+        </w:rPr>
+        <w:t xml:space="preserve">model </w:t>
+      </w:r>
+      <w:r>
+        <w:rPr>
+          <w:rFonts w:ascii="Georgia" w:hAnsi="Georgia"/>
+          <w:sz w:val="22"/>
+          <w:szCs w:val="22"/>
+        </w:rPr>
+        <w:t xml:space="preserve">inference over these points to determine the likelihood associated with each of the entries. </w:t>
+      </w:r>
+      <w:r>
+        <w:rPr>
+          <w:rFonts w:ascii="Georgia" w:hAnsi="Georgia"/>
+          <w:sz w:val="22"/>
+          <w:szCs w:val="22"/>
+        </w:rPr>
+        <w:t xml:space="preserve">We then subset this data to just the GOA </w:t>
+      </w:r>
+      <w:r>
+        <w:rPr>
+          <w:rFonts w:ascii="Georgia" w:hAnsi="Georgia"/>
+          <w:sz w:val="22"/>
+          <w:szCs w:val="22"/>
+        </w:rPr>
+        <w:t xml:space="preserve">east of ---145E longitude </w:t>
+      </w:r>
+      <w:r>
+        <w:rPr>
+          <w:rFonts w:ascii="Georgia" w:hAnsi="Georgia"/>
+          <w:sz w:val="22"/>
+          <w:szCs w:val="22"/>
+        </w:rPr>
+        <w:t xml:space="preserve">and removed entries where the average depth was greater than 600m as Chinook </w:t>
+      </w:r>
+      <w:r>
+        <w:rPr>
+          <w:rFonts w:ascii="Georgia" w:hAnsi="Georgia"/>
+          <w:sz w:val="22"/>
+          <w:szCs w:val="22"/>
+        </w:rPr>
+        <w:t>were not seen deeper that this in our dataset</w:t>
       </w:r>
       <w:r>
         <w:rPr>
@@ -363,26 +379,600 @@
           <w:szCs w:val="22"/>
         </w:rPr>
         <w:t>.</w:t>
-      </w:r>
-      <w:r>
-        <w:rPr>
-          <w:rFonts w:ascii="Georgia" w:hAnsi="Georgia"/>
-          <w:sz w:val="22"/>
-          <w:szCs w:val="22"/>
-        </w:rPr>
-        <w:t xml:space="preserve"> </w:t>
-      </w:r>
-      <w:r>
-        <w:rPr>
-          <w:rFonts w:ascii="Georgia" w:hAnsi="Georgia"/>
-          <w:sz w:val="22"/>
-          <w:szCs w:val="22"/>
-        </w:rPr>
-        <w:t xml:space="preserve">For each of these the match between model and observed proportions is less clear in large part due to a high degree of variation in observed proportions between the validation and training sets themselves (figures 3-5). In general, for nitrate there seems to be an overall positive relationship between nitrate concentration and occupancy at depths below 25m however this relationship disappears during the spring and summer months. Salinity allows tends to follow a positive relationship for the winter months but seems to reverse in late summer. Finally mixed layer thickness seems to exhibit a positive relationship between itself and depth occupancy below 25m in early winter but reverses in spring. All in all, given the variation between training and validation actuals the model does a reasonable job at capturing these patterns. </w:t>
       </w:r>
     </w:p>
     <w:p>
       <w:pPr>
+        <w:rPr>
+          <w:rFonts w:ascii="Georgia" w:hAnsi="Georgia"/>
+          <w:sz w:val="22"/>
+          <w:szCs w:val="22"/>
+        </w:rPr>
+      </w:pPr>
+      <w:r>
+        <w:rPr>
+          <w:rFonts w:ascii="Georgia" w:hAnsi="Georgia"/>
+          <w:sz w:val="22"/>
+          <w:szCs w:val="22"/>
+        </w:rPr>
+        <w:t>Using this dataset we then explored the effect each of our features had on depth occupancy in the lowest depth bin available to each H3 cell. First, to look at seasonality, we computed the 5</w:t>
+      </w:r>
+      <w:r>
+        <w:rPr>
+          <w:rFonts w:ascii="Georgia" w:hAnsi="Georgia"/>
+          <w:sz w:val="22"/>
+          <w:szCs w:val="22"/>
+          <w:vertAlign w:val="superscript"/>
+        </w:rPr>
+        <w:t>th</w:t>
+      </w:r>
+      <w:r>
+        <w:rPr>
+          <w:rFonts w:ascii="Georgia" w:hAnsi="Georgia"/>
+          <w:sz w:val="22"/>
+          <w:szCs w:val="22"/>
+        </w:rPr>
+        <w:t xml:space="preserve"> percentile risk in the lowest depth bin per H3 cell across the months of February and August (winter and summer respectively). Then to better understand seasonal and diurnal variation we plotted the risk per depth bin across the entire year for one H3 cell (index=</w:t>
+      </w:r>
+      <w:r>
+        <w:rPr>
+          <w:rFonts w:ascii="Georgia" w:hAnsi="Georgia"/>
+          <w:sz w:val="22"/>
+          <w:szCs w:val="22"/>
+        </w:rPr>
+        <w:t>840ccebffffffff</w:t>
+      </w:r>
+      <w:r>
+        <w:rPr>
+          <w:rFonts w:ascii="Georgia" w:hAnsi="Georgia"/>
+          <w:sz w:val="22"/>
+          <w:szCs w:val="22"/>
+        </w:rPr>
+        <w:t>,</w:t>
+      </w:r>
+      <w:r>
+        <w:rPr>
+          <w:rFonts w:ascii="Georgia" w:hAnsi="Georgia"/>
+          <w:sz w:val="22"/>
+          <w:szCs w:val="22"/>
+        </w:rPr>
+        <w:t xml:space="preserve"> </w:t>
+      </w:r>
+      <w:proofErr w:type="spellStart"/>
+      <w:r>
+        <w:rPr>
+          <w:rFonts w:ascii="Georgia" w:hAnsi="Georgia"/>
+          <w:sz w:val="22"/>
+          <w:szCs w:val="22"/>
+        </w:rPr>
+        <w:t>lat</w:t>
+      </w:r>
+      <w:proofErr w:type="spellEnd"/>
+      <w:r>
+        <w:rPr>
+          <w:rFonts w:ascii="Georgia" w:hAnsi="Georgia"/>
+          <w:sz w:val="22"/>
+          <w:szCs w:val="22"/>
+        </w:rPr>
+        <w:t xml:space="preserve">=55.9N, </w:t>
+      </w:r>
+      <w:proofErr w:type="spellStart"/>
+      <w:r>
+        <w:rPr>
+          <w:rFonts w:ascii="Georgia" w:hAnsi="Georgia"/>
+          <w:sz w:val="22"/>
+          <w:szCs w:val="22"/>
+        </w:rPr>
+        <w:t>lon</w:t>
+      </w:r>
+      <w:proofErr w:type="spellEnd"/>
+      <w:r>
+        <w:rPr>
+          <w:rFonts w:ascii="Georgia" w:hAnsi="Georgia"/>
+          <w:sz w:val="22"/>
+          <w:szCs w:val="22"/>
+        </w:rPr>
+        <w:t xml:space="preserve">=-158.2E) near Chignik where </w:t>
+      </w:r>
+      <w:proofErr w:type="gramStart"/>
+      <w:r>
+        <w:rPr>
+          <w:rFonts w:ascii="Georgia" w:hAnsi="Georgia"/>
+          <w:sz w:val="22"/>
+          <w:szCs w:val="22"/>
+        </w:rPr>
+        <w:t>a number of</w:t>
+      </w:r>
+      <w:proofErr w:type="gramEnd"/>
+      <w:r>
+        <w:rPr>
+          <w:rFonts w:ascii="Georgia" w:hAnsi="Georgia"/>
+          <w:sz w:val="22"/>
+          <w:szCs w:val="22"/>
+        </w:rPr>
+        <w:t xml:space="preserve"> the fish in this study were caught. To further understand variation in depth occupancy as a function of time of day, we computed, per H3 cell on August 15 and February 15, the average of our </w:t>
+      </w:r>
+      <w:proofErr w:type="spellStart"/>
+      <w:r>
+        <w:rPr>
+          <w:rFonts w:ascii="Georgia" w:hAnsi="Georgia"/>
+          <w:sz w:val="22"/>
+          <w:szCs w:val="22"/>
+        </w:rPr>
+        <w:t>sin_sun</w:t>
+      </w:r>
+      <w:proofErr w:type="spellEnd"/>
+      <w:r>
+        <w:rPr>
+          <w:rFonts w:ascii="Georgia" w:hAnsi="Georgia"/>
+          <w:sz w:val="22"/>
+          <w:szCs w:val="22"/>
+        </w:rPr>
+        <w:t xml:space="preserve"> feature with depth occupancy was below its 5</w:t>
+      </w:r>
+      <w:r>
+        <w:rPr>
+          <w:rFonts w:ascii="Georgia" w:hAnsi="Georgia"/>
+          <w:sz w:val="22"/>
+          <w:szCs w:val="22"/>
+          <w:vertAlign w:val="superscript"/>
+        </w:rPr>
+        <w:t>th</w:t>
+      </w:r>
+      <w:r>
+        <w:rPr>
+          <w:rFonts w:ascii="Georgia" w:hAnsi="Georgia"/>
+          <w:sz w:val="22"/>
+          <w:szCs w:val="22"/>
+        </w:rPr>
+        <w:t xml:space="preserve"> percentile for that day and H3 cell. Positive values of this aggregate indicate that occupancy is minimized during the day, negative values indicate a minimization at night. Finally, to explore the effects of our environmental features on near sea floor depth occupancy, for each H3 cell on August 15 and </w:t>
+      </w:r>
+      <w:proofErr w:type="spellStart"/>
+      <w:r>
+        <w:rPr>
+          <w:rFonts w:ascii="Georgia" w:hAnsi="Georgia"/>
+          <w:sz w:val="22"/>
+          <w:szCs w:val="22"/>
+        </w:rPr>
+        <w:t>Feburary</w:t>
+      </w:r>
+      <w:proofErr w:type="spellEnd"/>
+      <w:r>
+        <w:rPr>
+          <w:rFonts w:ascii="Georgia" w:hAnsi="Georgia"/>
+          <w:sz w:val="22"/>
+          <w:szCs w:val="22"/>
+        </w:rPr>
+        <w:t xml:space="preserve"> 15 we computed the mean salinity, mixed layer thickness, and nitrate concentration in the lowest depth bin available to the H3 cell as well as the minimum likelihood of occupancy in that lowest depth bin across the day. Minimum likelihood vs environmental features were then plotted for depth bins 50m – 150m. </w:t>
+      </w:r>
+    </w:p>
+    <w:p>
+      <w:pPr>
+        <w:rPr>
+          <w:rFonts w:ascii="Georgia" w:hAnsi="Georgia"/>
+          <w:b/>
+          <w:bCs/>
+          <w:sz w:val="28"/>
+          <w:szCs w:val="28"/>
+        </w:rPr>
+      </w:pPr>
+      <w:r>
+        <w:rPr>
+          <w:rFonts w:ascii="Georgia" w:hAnsi="Georgia"/>
+          <w:b/>
+          <w:bCs/>
+          <w:sz w:val="28"/>
+          <w:szCs w:val="28"/>
+        </w:rPr>
+        <w:br w:type="page"/>
+      </w:r>
+    </w:p>
+    <w:p>
+      <w:pPr>
+        <w:spacing w:line="276" w:lineRule="auto"/>
+        <w:rPr>
+          <w:rFonts w:ascii="Georgia" w:hAnsi="Georgia"/>
+          <w:b/>
+          <w:bCs/>
+          <w:sz w:val="28"/>
+          <w:szCs w:val="28"/>
+        </w:rPr>
+      </w:pPr>
+      <w:r>
+        <w:rPr>
+          <w:rFonts w:ascii="Georgia" w:hAnsi="Georgia"/>
+          <w:b/>
+          <w:bCs/>
+          <w:sz w:val="28"/>
+          <w:szCs w:val="28"/>
+        </w:rPr>
+        <w:lastRenderedPageBreak/>
+        <w:t>Results</w:t>
+      </w:r>
+    </w:p>
+    <w:p>
+      <w:pPr>
+        <w:spacing w:line="276" w:lineRule="auto"/>
+        <w:rPr>
+          <w:rFonts w:ascii="Georgia" w:hAnsi="Georgia"/>
+          <w:b/>
+          <w:bCs/>
+          <w:sz w:val="22"/>
+          <w:szCs w:val="22"/>
+        </w:rPr>
+      </w:pPr>
+      <w:r>
+        <w:rPr>
+          <w:rFonts w:ascii="Georgia" w:hAnsi="Georgia"/>
+          <w:b/>
+          <w:bCs/>
+          <w:sz w:val="22"/>
+          <w:szCs w:val="22"/>
+        </w:rPr>
+        <w:t>Model Evaluation</w:t>
+      </w:r>
+    </w:p>
+    <w:p>
+      <w:pPr>
+        <w:spacing w:line="276" w:lineRule="auto"/>
+        <w:rPr>
+          <w:rFonts w:ascii="Georgia" w:hAnsi="Georgia"/>
+          <w:sz w:val="22"/>
+          <w:szCs w:val="22"/>
+        </w:rPr>
+      </w:pPr>
+      <w:r>
+        <w:rPr>
+          <w:rFonts w:ascii="Georgia" w:hAnsi="Georgia"/>
+          <w:sz w:val="22"/>
+          <w:szCs w:val="22"/>
+        </w:rPr>
+        <w:t xml:space="preserve">The selected model (model D in table 1) used, as features, </w:t>
+      </w:r>
+      <w:proofErr w:type="spellStart"/>
+      <w:r>
+        <w:rPr>
+          <w:rFonts w:ascii="Georgia" w:hAnsi="Georgia"/>
+          <w:sz w:val="22"/>
+          <w:szCs w:val="22"/>
+        </w:rPr>
+        <w:t>depth_bin</w:t>
+      </w:r>
+      <w:proofErr w:type="spellEnd"/>
+      <w:r>
+        <w:rPr>
+          <w:rFonts w:ascii="Georgia" w:hAnsi="Georgia"/>
+          <w:sz w:val="22"/>
+          <w:szCs w:val="22"/>
+        </w:rPr>
+        <w:t xml:space="preserve">, season, our diel feature, and the environmental covariates nitrate, salinity, and mixed layer thickness. As a baseline, the null model (equal likelihood given to each depth bin) had a loss over the validation decisions of 1.740. Addition of the depth bin brought this down to 1.457. Our next most important feature, season, brought the loss down to 1.368 and then diel and the environmental features lowered this further to 1.352 and 1.339 respectively. We found that additional features did not further improve the model over the validation set. </w:t>
+      </w:r>
+    </w:p>
+    <w:p>
+      <w:pPr>
+        <w:spacing w:line="276" w:lineRule="auto"/>
+        <w:rPr>
+          <w:rFonts w:ascii="Georgia" w:hAnsi="Georgia"/>
+          <w:sz w:val="22"/>
+          <w:szCs w:val="22"/>
+        </w:rPr>
+      </w:pPr>
+      <w:r>
+        <w:rPr>
+          <w:rFonts w:ascii="Georgia" w:hAnsi="Georgia"/>
+          <w:sz w:val="22"/>
+          <w:szCs w:val="22"/>
+        </w:rPr>
+        <w:t xml:space="preserve">The importance of depth bin as a feature was expected </w:t>
+      </w:r>
+      <w:r>
+        <w:rPr>
+          <w:rFonts w:ascii="Georgia" w:hAnsi="Georgia"/>
+          <w:sz w:val="22"/>
+          <w:szCs w:val="22"/>
+        </w:rPr>
+        <w:t>due to the strong skew toward shallower depths in the raw data (table 2). In our data over 46% of the samples were in the shallowest depth bin (0-25m) and over 85% of the samples in the first 100m of water. Therefore</w:t>
+      </w:r>
+      <w:r>
+        <w:rPr>
+          <w:rFonts w:ascii="Georgia" w:hAnsi="Georgia"/>
+          <w:sz w:val="22"/>
+          <w:szCs w:val="22"/>
+        </w:rPr>
+        <w:t>,</w:t>
+      </w:r>
+      <w:r>
+        <w:rPr>
+          <w:rFonts w:ascii="Georgia" w:hAnsi="Georgia"/>
+          <w:sz w:val="22"/>
+          <w:szCs w:val="22"/>
+        </w:rPr>
+        <w:t xml:space="preserve"> providing the model with information to separate depth bins generated a significant drop in loss. </w:t>
+      </w:r>
+    </w:p>
+    <w:p>
+      <w:pPr>
+        <w:spacing w:line="276" w:lineRule="auto"/>
+        <w:rPr>
+          <w:rFonts w:ascii="Georgia" w:hAnsi="Georgia"/>
+          <w:sz w:val="22"/>
+          <w:szCs w:val="22"/>
+        </w:rPr>
+      </w:pPr>
+      <w:r>
+        <w:rPr>
+          <w:rFonts w:ascii="Georgia" w:hAnsi="Georgia"/>
+          <w:sz w:val="22"/>
+          <w:szCs w:val="22"/>
+        </w:rPr>
+        <w:t xml:space="preserve">Season followed depth in importance due to meaningful shifts in depth occupancy over each month (figure 1). Starting in October we see a drop in the occupancy in the 0-25m bin and higher occupancy in the deeper bins. Then around April this begins to shift and by May we see the highest occupancy of the 0-25m bin. Over the rest of the spring/summer occupancy in this shallowest bin then drops off to repeat the cycle in October. Our model followed this overall pattern amongst seasons with a slight shift in the peak occupancy of the 0-25m bin. </w:t>
+      </w:r>
+    </w:p>
+    <w:p>
+      <w:pPr>
+        <w:spacing w:line="276" w:lineRule="auto"/>
+        <w:rPr>
+          <w:rFonts w:ascii="Georgia" w:hAnsi="Georgia"/>
+          <w:sz w:val="22"/>
+          <w:szCs w:val="22"/>
+        </w:rPr>
+      </w:pPr>
+      <w:r>
+        <w:rPr>
+          <w:rFonts w:ascii="Georgia" w:hAnsi="Georgia"/>
+          <w:sz w:val="22"/>
+          <w:szCs w:val="22"/>
+        </w:rPr>
+        <w:t xml:space="preserve">The smaller drop in loss </w:t>
+      </w:r>
+      <w:r>
+        <w:rPr>
+          <w:rFonts w:ascii="Georgia" w:hAnsi="Georgia"/>
+          <w:sz w:val="22"/>
+          <w:szCs w:val="22"/>
+        </w:rPr>
+        <w:t>upon addition of the</w:t>
+      </w:r>
+      <w:r>
+        <w:rPr>
+          <w:rFonts w:ascii="Georgia" w:hAnsi="Georgia"/>
+          <w:sz w:val="22"/>
+          <w:szCs w:val="22"/>
+        </w:rPr>
+        <w:t xml:space="preserve"> diel features is </w:t>
+      </w:r>
+      <w:r>
+        <w:rPr>
+          <w:rFonts w:ascii="Georgia" w:hAnsi="Georgia"/>
+          <w:sz w:val="22"/>
+          <w:szCs w:val="22"/>
+        </w:rPr>
+        <w:t xml:space="preserve">due to </w:t>
+      </w:r>
+      <w:r>
+        <w:rPr>
+          <w:rFonts w:ascii="Georgia" w:hAnsi="Georgia"/>
+          <w:sz w:val="22"/>
+          <w:szCs w:val="22"/>
+        </w:rPr>
+        <w:t xml:space="preserve">a combination </w:t>
+      </w:r>
+      <w:r>
+        <w:rPr>
+          <w:rFonts w:ascii="Georgia" w:hAnsi="Georgia"/>
+          <w:sz w:val="22"/>
+          <w:szCs w:val="22"/>
+        </w:rPr>
+        <w:t>of</w:t>
+      </w:r>
+      <w:r>
+        <w:rPr>
+          <w:rFonts w:ascii="Georgia" w:hAnsi="Georgia"/>
+          <w:sz w:val="22"/>
+          <w:szCs w:val="22"/>
+        </w:rPr>
+        <w:t xml:space="preserve"> uneven diel patterning across </w:t>
+      </w:r>
+      <w:r>
+        <w:rPr>
+          <w:rFonts w:ascii="Georgia" w:hAnsi="Georgia"/>
+          <w:sz w:val="22"/>
+          <w:szCs w:val="22"/>
+        </w:rPr>
+        <w:t xml:space="preserve">both </w:t>
+      </w:r>
+      <w:r>
+        <w:rPr>
+          <w:rFonts w:ascii="Georgia" w:hAnsi="Georgia"/>
+          <w:sz w:val="22"/>
+          <w:szCs w:val="22"/>
+        </w:rPr>
+        <w:t>the year and across fish (figure 2), however our model was able to capture these patterns with reasonable accuracy. August through October sees the most marked diel pattern with fish occupying lower depths during the day and shifting toward the 0-25m bin at night. However, the specific proportions are relatively unclear as there was meaningful separation between those proportions in the training and validation sets. From November through February</w:t>
+      </w:r>
+      <w:r>
+        <w:rPr>
+          <w:rFonts w:ascii="Georgia" w:hAnsi="Georgia"/>
+          <w:sz w:val="22"/>
+          <w:szCs w:val="22"/>
+        </w:rPr>
+        <w:t>,</w:t>
+      </w:r>
+      <w:r>
+        <w:rPr>
+          <w:rFonts w:ascii="Georgia" w:hAnsi="Georgia"/>
+          <w:sz w:val="22"/>
+          <w:szCs w:val="22"/>
+        </w:rPr>
+        <w:t xml:space="preserve"> we see much reduced variation over the course of the day and then in March through May the pattern reverses with fish rising slightly in the day and dropping at night. In all months the model follow</w:t>
+      </w:r>
+      <w:r>
+        <w:rPr>
+          <w:rFonts w:ascii="Georgia" w:hAnsi="Georgia"/>
+          <w:sz w:val="22"/>
+          <w:szCs w:val="22"/>
+        </w:rPr>
+        <w:t>ed</w:t>
+      </w:r>
+      <w:r>
+        <w:rPr>
+          <w:rFonts w:ascii="Georgia" w:hAnsi="Georgia"/>
+          <w:sz w:val="22"/>
+          <w:szCs w:val="22"/>
+        </w:rPr>
+        <w:t xml:space="preserve"> these patterns. </w:t>
+      </w:r>
+    </w:p>
+    <w:p>
+      <w:pPr>
+        <w:spacing w:line="276" w:lineRule="auto"/>
+        <w:rPr>
+          <w:rFonts w:ascii="Georgia" w:hAnsi="Georgia"/>
+          <w:noProof/>
+          <w:sz w:val="22"/>
+          <w:szCs w:val="22"/>
+        </w:rPr>
+      </w:pPr>
+      <w:r>
+        <w:rPr>
+          <w:rFonts w:ascii="Georgia" w:hAnsi="Georgia"/>
+          <w:noProof/>
+          <w:sz w:val="22"/>
+          <w:szCs w:val="22"/>
+        </w:rPr>
+        <w:t>Finally</w:t>
+      </w:r>
+      <w:r>
+        <w:rPr>
+          <w:rFonts w:ascii="Georgia" w:hAnsi="Georgia"/>
+          <w:noProof/>
+          <w:sz w:val="22"/>
+          <w:szCs w:val="22"/>
+        </w:rPr>
+        <w:t>,</w:t>
+      </w:r>
+      <w:r>
+        <w:rPr>
+          <w:rFonts w:ascii="Georgia" w:hAnsi="Georgia"/>
+          <w:noProof/>
+          <w:sz w:val="22"/>
+          <w:szCs w:val="22"/>
+        </w:rPr>
+        <w:t xml:space="preserve"> </w:t>
+      </w:r>
+      <w:r>
+        <w:rPr>
+          <w:rFonts w:ascii="Georgia" w:hAnsi="Georgia"/>
+          <w:noProof/>
+          <w:sz w:val="22"/>
+          <w:szCs w:val="22"/>
+        </w:rPr>
+        <w:t>the additional of environmental features follows that of the diel features in its high variability across seasons and data sets (figures 3-5). While mixed layer thickness, nitrate, and salinity were selected because they were the only features that individually showed any improvement</w:t>
+      </w:r>
+      <w:r>
+        <w:rPr>
+          <w:rFonts w:ascii="Georgia" w:hAnsi="Georgia"/>
+          <w:noProof/>
+          <w:sz w:val="22"/>
+          <w:szCs w:val="22"/>
+        </w:rPr>
+        <w:t xml:space="preserve">, </w:t>
+      </w:r>
+      <w:r>
+        <w:rPr>
+          <w:rFonts w:ascii="Georgia" w:hAnsi="Georgia"/>
+          <w:noProof/>
+          <w:sz w:val="22"/>
+          <w:szCs w:val="22"/>
+        </w:rPr>
+        <w:t>their overall effect on the loss is quite weak. Higher nitrate concentrations show a tendency to vary positively with occupation in depth bins lower than 25m however there is considerable variance between the training and validation sets</w:t>
+      </w:r>
+      <w:r>
+        <w:rPr>
+          <w:rFonts w:ascii="Georgia" w:hAnsi="Georgia"/>
+          <w:noProof/>
+          <w:sz w:val="22"/>
+          <w:szCs w:val="22"/>
+        </w:rPr>
+        <w:t>.</w:t>
+      </w:r>
+      <w:r>
+        <w:rPr>
+          <w:rFonts w:ascii="Georgia" w:hAnsi="Georgia"/>
+          <w:noProof/>
+          <w:sz w:val="22"/>
+          <w:szCs w:val="22"/>
+        </w:rPr>
+        <w:t xml:space="preserve"> </w:t>
+      </w:r>
+      <w:r>
+        <w:rPr>
+          <w:rFonts w:ascii="Georgia" w:hAnsi="Georgia"/>
+          <w:noProof/>
+          <w:sz w:val="22"/>
+          <w:szCs w:val="22"/>
+        </w:rPr>
+        <w:t xml:space="preserve">Furthermore, </w:t>
+      </w:r>
+      <w:r>
+        <w:rPr>
+          <w:rFonts w:ascii="Georgia" w:hAnsi="Georgia"/>
+          <w:noProof/>
+          <w:sz w:val="22"/>
+          <w:szCs w:val="22"/>
+        </w:rPr>
+        <w:t xml:space="preserve">during the spring and summer months this pattern seems to largely vanish. The same pattern is seen with salinity with a possible negative relationship in August and September. Finally mixed layer thickness has a very spurious relationship over the year with some months exhibiting what appears to be a negative relationship with occupancy below 25m and others a positive relationship. Beyond this, in the summer there is very little variability in mixed layer thickness and once again there is considerable variation between training and validation data sets. </w:t>
+      </w:r>
+      <w:r>
+        <w:rPr>
+          <w:rFonts w:ascii="Georgia" w:hAnsi="Georgia"/>
+          <w:noProof/>
+          <w:sz w:val="22"/>
+          <w:szCs w:val="22"/>
+        </w:rPr>
+        <w:t>Overall though,</w:t>
+      </w:r>
+      <w:r>
+        <w:rPr>
+          <w:rFonts w:ascii="Georgia" w:hAnsi="Georgia"/>
+          <w:noProof/>
+          <w:sz w:val="22"/>
+          <w:szCs w:val="22"/>
+        </w:rPr>
+        <w:t xml:space="preserve"> the model follows these patterns</w:t>
+      </w:r>
+      <w:r>
+        <w:rPr>
+          <w:rFonts w:ascii="Georgia" w:hAnsi="Georgia"/>
+          <w:noProof/>
+          <w:sz w:val="22"/>
+          <w:szCs w:val="22"/>
+        </w:rPr>
+        <w:t>, spurious as they are,</w:t>
+      </w:r>
+      <w:r>
+        <w:rPr>
+          <w:rFonts w:ascii="Georgia" w:hAnsi="Georgia"/>
+          <w:noProof/>
+          <w:sz w:val="22"/>
+          <w:szCs w:val="22"/>
+        </w:rPr>
+        <w:t xml:space="preserve"> with reasonable accuracy. </w:t>
+      </w:r>
+    </w:p>
+    <w:p>
+      <w:pPr>
+        <w:spacing w:line="276" w:lineRule="auto"/>
+        <w:rPr>
+          <w:rFonts w:ascii="Georgia" w:hAnsi="Georgia"/>
+          <w:noProof/>
+          <w:sz w:val="22"/>
+          <w:szCs w:val="22"/>
+        </w:rPr>
+      </w:pPr>
+    </w:p>
+    <w:p>
+      <w:pPr>
+        <w:spacing w:line="276" w:lineRule="auto"/>
         <w:rPr>
           <w:rFonts w:ascii="Georgia" w:hAnsi="Georgia"/>
           <w:b/>
@@ -405,6 +995,7 @@
     <w:p>
       <w:pPr>
         <w:pStyle w:val="NormalWeb"/>
+        <w:spacing w:line="276" w:lineRule="auto"/>
         <w:rPr>
           <w:rFonts w:ascii="Georgia" w:hAnsi="Georgia"/>
           <w:sz w:val="22"/>
@@ -417,20 +1008,53 @@
           <w:sz w:val="22"/>
           <w:szCs w:val="22"/>
         </w:rPr>
-        <w:t xml:space="preserve">Minimum risk </w:t>
-      </w:r>
-      <w:r>
-        <w:rPr>
-          <w:rFonts w:ascii="Georgia" w:hAnsi="Georgia"/>
-          <w:sz w:val="22"/>
-          <w:szCs w:val="22"/>
-        </w:rPr>
-        <w:t xml:space="preserve">in the months of February and August changes depending on where in the GOA you are (figure 6). In February there is an overall pattern of risk rising as you move out along the shelf and then dropping precipitously as you reach the shelf’s edge. Within this general pattern there are, however, a series of hotspots where the minimum likelihood is unusually high. In August risk is in general much lower with several strong hotspots remaining. </w:t>
+        <w:t>Starting at a high level we see considerable variability in the minimum likelihood of occupancy in the lowest depth bin per H3 cell both across seasons and across space (figure 6). In February there is an overall pattern of minimum likelihood that increases as you move away from the coast along the shelf and then</w:t>
+      </w:r>
+      <w:r>
+        <w:rPr>
+          <w:rFonts w:ascii="Georgia" w:hAnsi="Georgia"/>
+          <w:sz w:val="22"/>
+          <w:szCs w:val="22"/>
+        </w:rPr>
+        <w:t xml:space="preserve"> a</w:t>
+      </w:r>
+      <w:r>
+        <w:rPr>
+          <w:rFonts w:ascii="Georgia" w:hAnsi="Georgia"/>
+          <w:sz w:val="22"/>
+          <w:szCs w:val="22"/>
+        </w:rPr>
+        <w:t xml:space="preserve"> precipitous</w:t>
+      </w:r>
+      <w:r>
+        <w:rPr>
+          <w:rFonts w:ascii="Georgia" w:hAnsi="Georgia"/>
+          <w:sz w:val="22"/>
+          <w:szCs w:val="22"/>
+        </w:rPr>
+        <w:t xml:space="preserve"> drop</w:t>
+      </w:r>
+      <w:r>
+        <w:rPr>
+          <w:rFonts w:ascii="Georgia" w:hAnsi="Georgia"/>
+          <w:sz w:val="22"/>
+          <w:szCs w:val="22"/>
+        </w:rPr>
+        <w:t xml:space="preserve"> as you reach the edge of the shelf. </w:t>
+      </w:r>
+      <w:r>
+        <w:rPr>
+          <w:rFonts w:ascii="Georgia" w:hAnsi="Georgia"/>
+          <w:sz w:val="22"/>
+          <w:szCs w:val="22"/>
+        </w:rPr>
+        <w:t xml:space="preserve">Within this, however, are a series of hotspots where minimum likelihood is considerable higher than in neighboring cells. In August minimum likelihood drops meaningfully as compared to February, but we see that the location of hotspots is largely maintained. </w:t>
       </w:r>
     </w:p>
     <w:p>
       <w:pPr>
         <w:pStyle w:val="NormalWeb"/>
+        <w:spacing w:line="276" w:lineRule="auto"/>
         <w:rPr>
           <w:rFonts w:ascii="Georgia" w:hAnsi="Georgia"/>
           <w:sz w:val="22"/>
@@ -443,80 +1067,23 @@
           <w:sz w:val="22"/>
           <w:szCs w:val="22"/>
         </w:rPr>
-        <w:t xml:space="preserve">Zooming in on a specific H3 cell near Chignik </w:t>
-      </w:r>
-      <w:r>
-        <w:rPr>
-          <w:rFonts w:ascii="Georgia" w:hAnsi="Georgia"/>
-          <w:sz w:val="22"/>
-          <w:szCs w:val="22"/>
-        </w:rPr>
-        <w:t xml:space="preserve">(figure 7) </w:t>
-      </w:r>
-      <w:r>
-        <w:rPr>
-          <w:rFonts w:ascii="Georgia" w:hAnsi="Georgia"/>
-          <w:sz w:val="22"/>
-          <w:szCs w:val="22"/>
-        </w:rPr>
-        <w:t xml:space="preserve">we see that </w:t>
-      </w:r>
-      <w:r>
-        <w:rPr>
-          <w:rFonts w:ascii="Georgia" w:hAnsi="Georgia"/>
-          <w:sz w:val="22"/>
-          <w:szCs w:val="22"/>
-        </w:rPr>
-        <w:t xml:space="preserve">both depth occupancy and diurnal variation vary quite dramatically over the course of the year. </w:t>
-      </w:r>
-      <w:r>
-        <w:rPr>
-          <w:rFonts w:ascii="Georgia" w:hAnsi="Georgia"/>
-          <w:sz w:val="22"/>
-          <w:szCs w:val="22"/>
-        </w:rPr>
-        <w:t xml:space="preserve">First it should be observed </w:t>
-      </w:r>
-      <w:r>
-        <w:rPr>
-          <w:rFonts w:ascii="Georgia" w:hAnsi="Georgia"/>
-          <w:sz w:val="22"/>
-          <w:szCs w:val="22"/>
-        </w:rPr>
-        <w:lastRenderedPageBreak/>
-        <w:t>that while</w:t>
-      </w:r>
-      <w:r>
-        <w:rPr>
-          <w:rFonts w:ascii="Georgia" w:hAnsi="Georgia"/>
-          <w:sz w:val="22"/>
-          <w:szCs w:val="22"/>
-        </w:rPr>
-        <w:t xml:space="preserve"> </w:t>
-      </w:r>
-      <w:r>
-        <w:rPr>
-          <w:rFonts w:ascii="Georgia" w:hAnsi="Georgia"/>
-          <w:sz w:val="22"/>
-          <w:szCs w:val="22"/>
-        </w:rPr>
-        <w:t>average depth occupancy is</w:t>
-      </w:r>
-      <w:r>
-        <w:rPr>
-          <w:rFonts w:ascii="Georgia" w:hAnsi="Georgia"/>
-          <w:sz w:val="22"/>
-          <w:szCs w:val="22"/>
-        </w:rPr>
-        <w:t xml:space="preserve"> shallowest in the spring</w:t>
-      </w:r>
-      <w:r>
-        <w:rPr>
-          <w:rFonts w:ascii="Georgia" w:hAnsi="Georgia"/>
-          <w:sz w:val="22"/>
-          <w:szCs w:val="22"/>
-        </w:rPr>
-        <w:t xml:space="preserve">, this seems to be due to an overall lack of variability during that </w:t>
+        <w:t xml:space="preserve">Zooming in on a specific H3 cell near Chignik (figure 7) we see that in addition to overall depth occupancy changing over the course of the year, diel variation changes meaningfully as well. The winter months see the lowest overall depth occupancy but over the course of winter diel variability decreases to its minimum in February and March. After this occupancy starts to shift toward the 0-25m bin and then stabilizes in May without much change in diel variation. Then beginning in August the diel variation rises rapidly, maintains itself until October and then begins to taper off again. In sum this means that while average </w:t>
+      </w:r>
+      <w:r>
+        <w:rPr>
+          <w:rFonts w:ascii="Georgia" w:hAnsi="Georgia"/>
+          <w:sz w:val="22"/>
+          <w:szCs w:val="22"/>
+        </w:rPr>
+        <w:t xml:space="preserve">predicted </w:t>
+      </w:r>
+      <w:r>
+        <w:rPr>
+          <w:rFonts w:ascii="Georgia" w:hAnsi="Georgia"/>
+          <w:sz w:val="22"/>
+          <w:szCs w:val="22"/>
+        </w:rPr>
+        <w:t xml:space="preserve">occupancy is shallowest in the spring/early summer it is from August to October that the shallowest instantaneous occupancy is predicted in this </w:t>
       </w:r>
       <w:proofErr w:type="gramStart"/>
       <w:r>
@@ -525,7 +1092,7 @@
           <w:sz w:val="22"/>
           <w:szCs w:val="22"/>
         </w:rPr>
-        <w:t>time period</w:t>
+        <w:t>particular H3</w:t>
       </w:r>
       <w:proofErr w:type="gramEnd"/>
       <w:r>
@@ -534,79 +1101,7 @@
           <w:sz w:val="22"/>
           <w:szCs w:val="22"/>
         </w:rPr>
-        <w:t>.</w:t>
-      </w:r>
-      <w:r>
-        <w:rPr>
-          <w:rFonts w:ascii="Georgia" w:hAnsi="Georgia"/>
-          <w:sz w:val="22"/>
-          <w:szCs w:val="22"/>
-        </w:rPr>
-        <w:t xml:space="preserve"> </w:t>
-      </w:r>
-      <w:r>
-        <w:rPr>
-          <w:rFonts w:ascii="Georgia" w:hAnsi="Georgia"/>
-          <w:sz w:val="22"/>
-          <w:szCs w:val="22"/>
-        </w:rPr>
-        <w:t xml:space="preserve">Technically speaking the shallowest </w:t>
-      </w:r>
-      <w:r>
-        <w:rPr>
-          <w:rFonts w:ascii="Georgia" w:hAnsi="Georgia"/>
-          <w:sz w:val="22"/>
-          <w:szCs w:val="22"/>
-        </w:rPr>
-        <w:t xml:space="preserve">instantaneous </w:t>
-      </w:r>
-      <w:r>
-        <w:rPr>
-          <w:rFonts w:ascii="Georgia" w:hAnsi="Georgia"/>
-          <w:sz w:val="22"/>
-          <w:szCs w:val="22"/>
-        </w:rPr>
-        <w:t xml:space="preserve">occupancy occurs during the summer months, but due to the extraordinary degree of variability </w:t>
-      </w:r>
-      <w:r>
-        <w:rPr>
-          <w:rFonts w:ascii="Georgia" w:hAnsi="Georgia"/>
-          <w:sz w:val="22"/>
-          <w:szCs w:val="22"/>
-        </w:rPr>
-        <w:t xml:space="preserve">in depth occupancy </w:t>
-      </w:r>
-      <w:r>
-        <w:rPr>
-          <w:rFonts w:ascii="Georgia" w:hAnsi="Georgia"/>
-          <w:sz w:val="22"/>
-          <w:szCs w:val="22"/>
-        </w:rPr>
-        <w:t xml:space="preserve">in this season the average across the day is lower than </w:t>
-      </w:r>
-      <w:r>
-        <w:rPr>
-          <w:rFonts w:ascii="Georgia" w:hAnsi="Georgia"/>
-          <w:sz w:val="22"/>
-          <w:szCs w:val="22"/>
-        </w:rPr>
-        <w:t xml:space="preserve">that </w:t>
-      </w:r>
-      <w:r>
-        <w:rPr>
-          <w:rFonts w:ascii="Georgia" w:hAnsi="Georgia"/>
-          <w:sz w:val="22"/>
-          <w:szCs w:val="22"/>
-        </w:rPr>
-        <w:t>in the spring</w:t>
-      </w:r>
-      <w:r>
-        <w:rPr>
-          <w:rFonts w:ascii="Georgia" w:hAnsi="Georgia"/>
-          <w:sz w:val="22"/>
-          <w:szCs w:val="22"/>
-        </w:rPr>
-        <w:t xml:space="preserve">. Following this the late fall and early winter see the fish spread far more evenly across all depth bins before they diel variability tapers off into late winter and the fish are at their overall deepest. Spring then sees a sharp rise with little change in variability before summer comes again withs its extraordinary variability. </w:t>
+        <w:t xml:space="preserve"> cell. </w:t>
       </w:r>
     </w:p>
     <w:p>
@@ -624,25 +1119,119 @@
           <w:sz w:val="22"/>
           <w:szCs w:val="22"/>
         </w:rPr>
-        <w:t xml:space="preserve">Not only does the variability across the day change but the cycle flips in some places as well. In August we see that across the GOA risk is minimized at night (figure 8). </w:t>
-      </w:r>
-      <w:proofErr w:type="gramStart"/>
-      <w:r>
-        <w:rPr>
-          <w:rFonts w:ascii="Georgia" w:hAnsi="Georgia"/>
-          <w:sz w:val="22"/>
-          <w:szCs w:val="22"/>
-        </w:rPr>
-        <w:t>However</w:t>
-      </w:r>
-      <w:proofErr w:type="gramEnd"/>
-      <w:r>
-        <w:rPr>
-          <w:rFonts w:ascii="Georgia" w:hAnsi="Georgia"/>
-          <w:sz w:val="22"/>
-          <w:szCs w:val="22"/>
-        </w:rPr>
-        <w:t xml:space="preserve"> during the winter (February) we see that the time of day that minimizes risk is extraordinarily varied. In general nighttime is no longer when risk is minimized with either daytime or dawn or dusk between the appropriate time. </w:t>
+        <w:t xml:space="preserve">Not only does the variability across the day change but the cycle flips in some places as well. In August we see that </w:t>
+      </w:r>
+      <w:r>
+        <w:rPr>
+          <w:rFonts w:ascii="Georgia" w:hAnsi="Georgia"/>
+          <w:sz w:val="22"/>
+          <w:szCs w:val="22"/>
+        </w:rPr>
+        <w:t>minimum likelihood of occupancy in the lowest depth bin per H3 cell</w:t>
+      </w:r>
+      <w:r>
+        <w:rPr>
+          <w:rFonts w:ascii="Georgia" w:hAnsi="Georgia"/>
+          <w:sz w:val="22"/>
+          <w:szCs w:val="22"/>
+        </w:rPr>
+        <w:t xml:space="preserve"> </w:t>
+      </w:r>
+      <w:r>
+        <w:rPr>
+          <w:rFonts w:ascii="Georgia" w:hAnsi="Georgia"/>
+          <w:sz w:val="22"/>
+          <w:szCs w:val="22"/>
+        </w:rPr>
+        <w:t xml:space="preserve">occurs </w:t>
+      </w:r>
+      <w:r>
+        <w:rPr>
+          <w:rFonts w:ascii="Georgia" w:hAnsi="Georgia"/>
+          <w:sz w:val="22"/>
+          <w:szCs w:val="22"/>
+        </w:rPr>
+        <w:t>at night (figure 8). However</w:t>
+      </w:r>
+      <w:r>
+        <w:rPr>
+          <w:rFonts w:ascii="Georgia" w:hAnsi="Georgia"/>
+          <w:sz w:val="22"/>
+          <w:szCs w:val="22"/>
+        </w:rPr>
+        <w:t>,</w:t>
+      </w:r>
+      <w:r>
+        <w:rPr>
+          <w:rFonts w:ascii="Georgia" w:hAnsi="Georgia"/>
+          <w:sz w:val="22"/>
+          <w:szCs w:val="22"/>
+        </w:rPr>
+        <w:t xml:space="preserve"> during </w:t>
+      </w:r>
+      <w:r>
+        <w:rPr>
+          <w:rFonts w:ascii="Georgia" w:hAnsi="Georgia"/>
+          <w:sz w:val="22"/>
+          <w:szCs w:val="22"/>
+        </w:rPr>
+        <w:t>February</w:t>
+      </w:r>
+      <w:r>
+        <w:rPr>
+          <w:rFonts w:ascii="Georgia" w:hAnsi="Georgia"/>
+          <w:sz w:val="22"/>
+          <w:szCs w:val="22"/>
+        </w:rPr>
+        <w:t xml:space="preserve"> the time of day that minimizes </w:t>
+      </w:r>
+      <w:r>
+        <w:rPr>
+          <w:rFonts w:ascii="Georgia" w:hAnsi="Georgia"/>
+          <w:sz w:val="22"/>
+          <w:szCs w:val="22"/>
+        </w:rPr>
+        <w:t xml:space="preserve">that same likelihood </w:t>
+      </w:r>
+      <w:r>
+        <w:rPr>
+          <w:rFonts w:ascii="Georgia" w:hAnsi="Georgia"/>
+          <w:sz w:val="22"/>
+          <w:szCs w:val="22"/>
+        </w:rPr>
+        <w:t xml:space="preserve">is </w:t>
+      </w:r>
+      <w:r>
+        <w:rPr>
+          <w:rFonts w:ascii="Georgia" w:hAnsi="Georgia"/>
+          <w:sz w:val="22"/>
+          <w:szCs w:val="22"/>
+        </w:rPr>
+        <w:t>quite</w:t>
+      </w:r>
+      <w:r>
+        <w:rPr>
+          <w:rFonts w:ascii="Georgia" w:hAnsi="Georgia"/>
+          <w:sz w:val="22"/>
+          <w:szCs w:val="22"/>
+        </w:rPr>
+        <w:t xml:space="preserve"> varied. </w:t>
+      </w:r>
+      <w:r>
+        <w:rPr>
+          <w:rFonts w:ascii="Georgia" w:hAnsi="Georgia"/>
+          <w:sz w:val="22"/>
+          <w:szCs w:val="22"/>
+        </w:rPr>
+        <w:t>In general, we see very few cells where nighttime minimizes those likelihoods and instead see a tendency toward minimization during the day or at dawn or dusk.</w:t>
+      </w:r>
+      <w:r>
+        <w:rPr>
+          <w:rFonts w:ascii="Georgia" w:hAnsi="Georgia"/>
+          <w:sz w:val="22"/>
+          <w:szCs w:val="22"/>
+        </w:rPr>
+        <w:t xml:space="preserve"> </w:t>
       </w:r>
     </w:p>
     <w:p>
@@ -660,23 +1249,103 @@
           <w:sz w:val="22"/>
           <w:szCs w:val="22"/>
         </w:rPr>
-        <w:t xml:space="preserve">Finally, looking at how minimal likelihood of occupancy near seafloor is influenced by our environmental features we </w:t>
-      </w:r>
-      <w:r>
-        <w:rPr>
-          <w:rFonts w:ascii="Georgia" w:hAnsi="Georgia"/>
-          <w:sz w:val="22"/>
-          <w:szCs w:val="22"/>
-        </w:rPr>
-        <w:t xml:space="preserve">see in general that during February they exhibit a strong positive correlation – that is as our environmental features increase the likelihood of fish at depth increases as well (figure 9) . This pattern is all but neutralized in August. </w:t>
+        <w:t>Variability i</w:t>
+      </w:r>
+      <w:r>
+        <w:rPr>
+          <w:rFonts w:ascii="Georgia" w:hAnsi="Georgia"/>
+          <w:sz w:val="22"/>
+          <w:szCs w:val="22"/>
+        </w:rPr>
+        <w:t>n</w:t>
+      </w:r>
+      <w:r>
+        <w:rPr>
+          <w:rFonts w:ascii="Georgia" w:hAnsi="Georgia"/>
+          <w:sz w:val="22"/>
+          <w:szCs w:val="22"/>
+        </w:rPr>
+        <w:t xml:space="preserve"> minimum likelihood is induced by our environmental features as well. By splitting our H3 cells by their overall depth</w:t>
+      </w:r>
+      <w:r>
+        <w:rPr>
+          <w:rFonts w:ascii="Georgia" w:hAnsi="Georgia"/>
+          <w:sz w:val="22"/>
+          <w:szCs w:val="22"/>
+        </w:rPr>
+        <w:t>,</w:t>
+      </w:r>
+      <w:r>
+        <w:rPr>
+          <w:rFonts w:ascii="Georgia" w:hAnsi="Georgia"/>
+          <w:sz w:val="22"/>
+          <w:szCs w:val="22"/>
+        </w:rPr>
+        <w:t xml:space="preserve"> clear gradients in minimal likelihood arise in February for our environmental features (figure 9). As either salinity, nitrate, or mixed layer thickness increase there is a tendency for occupancy in the lowest depth bin to increase. However, during August these gradients all but disappear in part because the minimum likelihood of being at depth drops precipitously during this month. </w:t>
       </w:r>
     </w:p>
     <w:p>
       <w:pPr>
         <w:rPr>
-          <w:rFonts w:ascii="Georgia" w:hAnsi="Georgia"/>
-          <w:sz w:val="22"/>
-          <w:szCs w:val="22"/>
+          <w:rFonts w:ascii="Georgia" w:eastAsia="Times New Roman" w:hAnsi="Georgia" w:cs="Times New Roman"/>
+          <w:kern w:val="0"/>
+          <w:sz w:val="22"/>
+          <w:szCs w:val="22"/>
+          <w14:ligatures w14:val="none"/>
+        </w:rPr>
+      </w:pPr>
+    </w:p>
+    <w:p>
+      <w:pPr>
+        <w:rPr>
+          <w:rFonts w:ascii="Georgia" w:eastAsia="Times New Roman" w:hAnsi="Georgia" w:cs="Times New Roman"/>
+          <w:kern w:val="0"/>
+          <w:sz w:val="22"/>
+          <w:szCs w:val="22"/>
+          <w14:ligatures w14:val="none"/>
+        </w:rPr>
+      </w:pPr>
+    </w:p>
+    <w:p>
+      <w:pPr>
+        <w:rPr>
+          <w:rFonts w:ascii="Georgia" w:eastAsia="Times New Roman" w:hAnsi="Georgia" w:cs="Times New Roman"/>
+          <w:kern w:val="0"/>
+          <w:sz w:val="22"/>
+          <w:szCs w:val="22"/>
+          <w14:ligatures w14:val="none"/>
+        </w:rPr>
+      </w:pPr>
+    </w:p>
+    <w:p>
+      <w:pPr>
+        <w:rPr>
+          <w:rFonts w:ascii="Georgia" w:eastAsia="Times New Roman" w:hAnsi="Georgia" w:cs="Times New Roman"/>
+          <w:kern w:val="0"/>
+          <w:sz w:val="22"/>
+          <w:szCs w:val="22"/>
+          <w14:ligatures w14:val="none"/>
+        </w:rPr>
+      </w:pPr>
+      <w:r>
+        <w:rPr>
+          <w:rFonts w:ascii="Georgia" w:eastAsia="Times New Roman" w:hAnsi="Georgia" w:cs="Times New Roman"/>
+          <w:kern w:val="0"/>
+          <w:sz w:val="22"/>
+          <w:szCs w:val="22"/>
+          <w14:ligatures w14:val="none"/>
+        </w:rPr>
+        <w:br w:type="page"/>
+      </w:r>
+    </w:p>
+    <w:p>
+      <w:pPr>
+        <w:rPr>
+          <w:rFonts w:ascii="Georgia" w:eastAsia="Times New Roman" w:hAnsi="Georgia" w:cs="Times New Roman"/>
+          <w:kern w:val="0"/>
+          <w:sz w:val="22"/>
+          <w:szCs w:val="22"/>
+          <w14:ligatures w14:val="none"/>
         </w:rPr>
       </w:pPr>
     </w:p>
@@ -1623,16 +2292,14 @@
         </w:rPr>
         <w:t xml:space="preserve">LC and LD indicate loss (categorical cross entropy) over the contrasts and decisions respectively. From top to bottom each model incorporates a new set of features until we arrive at our selected model D. The Null model assumes each depth bin is as likely as </w:t>
       </w:r>
-      <w:proofErr w:type="gramStart"/>
-      <w:r>
-        <w:rPr>
-          <w:rFonts w:ascii="Georgia" w:hAnsi="Georgia"/>
-          <w:sz w:val="22"/>
-          <w:szCs w:val="22"/>
-        </w:rPr>
-        <w:t>all of</w:t>
-      </w:r>
-      <w:proofErr w:type="gramEnd"/>
+      <w:r>
+        <w:rPr>
+          <w:rFonts w:ascii="Georgia" w:hAnsi="Georgia"/>
+          <w:sz w:val="22"/>
+          <w:szCs w:val="22"/>
+        </w:rPr>
+        <w:t>all</w:t>
+      </w:r>
       <w:r>
         <w:rPr>
           <w:rFonts w:ascii="Georgia" w:hAnsi="Georgia"/>
@@ -1865,7 +2532,23 @@
                 <w:sz w:val="22"/>
                 <w:szCs w:val="22"/>
               </w:rPr>
-              <w:t>13.4%</w:t>
+              <w:t>13.</w:t>
+            </w:r>
+            <w:r>
+              <w:rPr>
+                <w:rFonts w:ascii="Georgia" w:hAnsi="Georgia"/>
+                <w:sz w:val="22"/>
+                <w:szCs w:val="22"/>
+              </w:rPr>
+              <w:t>0</w:t>
+            </w:r>
+            <w:r>
+              <w:rPr>
+                <w:rFonts w:ascii="Georgia" w:hAnsi="Georgia"/>
+                <w:sz w:val="22"/>
+                <w:szCs w:val="22"/>
+              </w:rPr>
+              <w:t>%</w:t>
             </w:r>
           </w:p>
         </w:tc>
@@ -1916,7 +2599,31 @@
                 <w:sz w:val="22"/>
                 <w:szCs w:val="22"/>
               </w:rPr>
-              <w:t>10.7%</w:t>
+              <w:t>9</w:t>
+            </w:r>
+            <w:r>
+              <w:rPr>
+                <w:rFonts w:ascii="Georgia" w:hAnsi="Georgia"/>
+                <w:sz w:val="22"/>
+                <w:szCs w:val="22"/>
+              </w:rPr>
+              <w:t>.</w:t>
+            </w:r>
+            <w:r>
+              <w:rPr>
+                <w:rFonts w:ascii="Georgia" w:hAnsi="Georgia"/>
+                <w:sz w:val="22"/>
+                <w:szCs w:val="22"/>
+              </w:rPr>
+              <w:t>6</w:t>
+            </w:r>
+            <w:r>
+              <w:rPr>
+                <w:rFonts w:ascii="Georgia" w:hAnsi="Georgia"/>
+                <w:sz w:val="22"/>
+                <w:szCs w:val="22"/>
+              </w:rPr>
+              <w:t>%</w:t>
             </w:r>
           </w:p>
         </w:tc>
@@ -1968,7 +2675,39 @@
                 <w:sz w:val="22"/>
                 <w:szCs w:val="22"/>
               </w:rPr>
-              <w:t>13.0%</w:t>
+              <w:t>1</w:t>
+            </w:r>
+            <w:r>
+              <w:rPr>
+                <w:rFonts w:ascii="Georgia" w:hAnsi="Georgia"/>
+                <w:sz w:val="22"/>
+                <w:szCs w:val="22"/>
+              </w:rPr>
+              <w:t>0</w:t>
+            </w:r>
+            <w:r>
+              <w:rPr>
+                <w:rFonts w:ascii="Georgia" w:hAnsi="Georgia"/>
+                <w:sz w:val="22"/>
+                <w:szCs w:val="22"/>
+              </w:rPr>
+              <w:t>.</w:t>
+            </w:r>
+            <w:r>
+              <w:rPr>
+                <w:rFonts w:ascii="Georgia" w:hAnsi="Georgia"/>
+                <w:sz w:val="22"/>
+                <w:szCs w:val="22"/>
+              </w:rPr>
+              <w:t>1</w:t>
+            </w:r>
+            <w:r>
+              <w:rPr>
+                <w:rFonts w:ascii="Georgia" w:hAnsi="Georgia"/>
+                <w:sz w:val="22"/>
+                <w:szCs w:val="22"/>
+              </w:rPr>
+              <w:t>%</w:t>
             </w:r>
           </w:p>
         </w:tc>
@@ -2019,7 +2758,31 @@
                 <w:sz w:val="22"/>
                 <w:szCs w:val="22"/>
               </w:rPr>
-              <w:t>4.9%</w:t>
+              <w:t>3</w:t>
+            </w:r>
+            <w:r>
+              <w:rPr>
+                <w:rFonts w:ascii="Georgia" w:hAnsi="Georgia"/>
+                <w:sz w:val="22"/>
+                <w:szCs w:val="22"/>
+              </w:rPr>
+              <w:t>.</w:t>
+            </w:r>
+            <w:r>
+              <w:rPr>
+                <w:rFonts w:ascii="Georgia" w:hAnsi="Georgia"/>
+                <w:sz w:val="22"/>
+                <w:szCs w:val="22"/>
+              </w:rPr>
+              <w:t>1</w:t>
+            </w:r>
+            <w:r>
+              <w:rPr>
+                <w:rFonts w:ascii="Georgia" w:hAnsi="Georgia"/>
+                <w:sz w:val="22"/>
+                <w:szCs w:val="22"/>
+              </w:rPr>
+              <w:t>%</w:t>
             </w:r>
           </w:p>
         </w:tc>
@@ -2071,7 +2834,31 @@
                 <w:sz w:val="22"/>
                 <w:szCs w:val="22"/>
               </w:rPr>
-              <w:t>1.3%</w:t>
+              <w:t>0</w:t>
+            </w:r>
+            <w:r>
+              <w:rPr>
+                <w:rFonts w:ascii="Georgia" w:hAnsi="Georgia"/>
+                <w:sz w:val="22"/>
+                <w:szCs w:val="22"/>
+              </w:rPr>
+              <w:t>.</w:t>
+            </w:r>
+            <w:r>
+              <w:rPr>
+                <w:rFonts w:ascii="Georgia" w:hAnsi="Georgia"/>
+                <w:sz w:val="22"/>
+                <w:szCs w:val="22"/>
+              </w:rPr>
+              <w:t>6</w:t>
+            </w:r>
+            <w:r>
+              <w:rPr>
+                <w:rFonts w:ascii="Georgia" w:hAnsi="Georgia"/>
+                <w:sz w:val="22"/>
+                <w:szCs w:val="22"/>
+              </w:rPr>
+              <w:t>%</w:t>
             </w:r>
           </w:p>
         </w:tc>
@@ -2122,7 +2909,23 @@
                 <w:sz w:val="22"/>
                 <w:szCs w:val="22"/>
               </w:rPr>
-              <w:t>0.6%</w:t>
+              <w:t>0.</w:t>
+            </w:r>
+            <w:r>
+              <w:rPr>
+                <w:rFonts w:ascii="Georgia" w:hAnsi="Georgia"/>
+                <w:sz w:val="22"/>
+                <w:szCs w:val="22"/>
+              </w:rPr>
+              <w:t>3</w:t>
+            </w:r>
+            <w:r>
+              <w:rPr>
+                <w:rFonts w:ascii="Georgia" w:hAnsi="Georgia"/>
+                <w:sz w:val="22"/>
+                <w:szCs w:val="22"/>
+              </w:rPr>
+              <w:t>%</w:t>
             </w:r>
           </w:p>
         </w:tc>
@@ -2174,7 +2977,23 @@
                 <w:sz w:val="22"/>
                 <w:szCs w:val="22"/>
               </w:rPr>
-              <w:t>0.2%</w:t>
+              <w:t>0.</w:t>
+            </w:r>
+            <w:r>
+              <w:rPr>
+                <w:rFonts w:ascii="Georgia" w:hAnsi="Georgia"/>
+                <w:sz w:val="22"/>
+                <w:szCs w:val="22"/>
+              </w:rPr>
+              <w:t>1</w:t>
+            </w:r>
+            <w:r>
+              <w:rPr>
+                <w:rFonts w:ascii="Georgia" w:hAnsi="Georgia"/>
+                <w:sz w:val="22"/>
+                <w:szCs w:val="22"/>
+              </w:rPr>
+              <w:t>%</w:t>
             </w:r>
           </w:p>
         </w:tc>
@@ -2329,9 +3148,8 @@
           <w:sz w:val="22"/>
           <w:szCs w:val="22"/>
         </w:rPr>
-        <w:lastRenderedPageBreak/>
         <w:drawing>
-          <wp:inline distT="0" distB="0" distL="0" distR="0" wp14:anchorId="03B0DB7A" wp14:editId="06926ACC">
+          <wp:inline distT="0" distB="0" distL="0" distR="0" wp14:anchorId="03B0DB7A" wp14:editId="217803DC">
             <wp:extent cx="5943600" cy="1777365"/>
             <wp:effectExtent l="0" t="0" r="0" b="635"/>
             <wp:docPr id="8539568" name="Picture 1" descr="A graph of a graph&#10;&#10;AI-generated content may be incorrect."/>
@@ -2402,8 +3220,9 @@
           <w:sz w:val="22"/>
           <w:szCs w:val="22"/>
         </w:rPr>
+        <w:lastRenderedPageBreak/>
         <w:drawing>
-          <wp:inline distT="0" distB="0" distL="0" distR="0" wp14:anchorId="45E9C16E" wp14:editId="7C633FC5">
+          <wp:inline distT="0" distB="0" distL="0" distR="0" wp14:anchorId="45E9C16E" wp14:editId="48EF5AB7">
             <wp:extent cx="5943600" cy="1774190"/>
             <wp:effectExtent l="0" t="0" r="0" b="3810"/>
             <wp:docPr id="757866490" name="Picture 2" descr="A graph of a graph&#10;&#10;AI-generated content may be incorrect."/>
@@ -2495,7 +3314,6 @@
           <w:sz w:val="22"/>
           <w:szCs w:val="22"/>
         </w:rPr>
-        <w:lastRenderedPageBreak/>
         <w:drawing>
           <wp:inline distT="0" distB="0" distL="0" distR="0" wp14:anchorId="54A4BDC2" wp14:editId="05DA3685">
             <wp:extent cx="5943600" cy="5368925"/>
@@ -2563,7 +3381,16 @@
           <w:sz w:val="22"/>
           <w:szCs w:val="22"/>
         </w:rPr>
-        <w:t>x-axis is the passage of the day in radians (starting at night (negative radians), sunrise at 0 radians, and then moving through the day (positive radians). y-axis is the actual and then expected probability of occupancy in the depth bin</w:t>
+        <w:t>x-axis is the passage of the day in radians (starting at night (negative radians), sunrise at 0 radians, and then moving through the day (positive radians). y-</w:t>
+      </w:r>
+      <w:r>
+        <w:rPr>
+          <w:rFonts w:ascii="Georgia" w:hAnsi="Georgia"/>
+          <w:sz w:val="22"/>
+          <w:szCs w:val="22"/>
+        </w:rPr>
+        <w:lastRenderedPageBreak/>
+        <w:t>axis is the actual and then expected probability of occupancy in the depth bin</w:t>
       </w:r>
       <w:r>
         <w:rPr>
@@ -2597,7 +3424,6 @@
           <w:sz w:val="22"/>
           <w:szCs w:val="22"/>
         </w:rPr>
-        <w:lastRenderedPageBreak/>
         <w:drawing>
           <wp:inline distT="0" distB="0" distL="0" distR="0" wp14:anchorId="79D37D46" wp14:editId="16114F02">
             <wp:extent cx="5943600" cy="5344795"/>
@@ -2683,7 +3509,7 @@
           <w:sz w:val="22"/>
           <w:szCs w:val="22"/>
         </w:rPr>
-        <w:t xml:space="preserve">Observed vs predicted proportions of fish below 25m as a function of nitrate concentrations. Note the variation between training and validation sets. </w:t>
+        <w:t xml:space="preserve">Observed vs predicted proportions of fish below 25m as a function of nitrate concentrations. </w:t>
       </w:r>
     </w:p>
     <w:p>
@@ -2761,7 +3587,15 @@
           <w:sz w:val="22"/>
           <w:szCs w:val="22"/>
         </w:rPr>
-        <w:t xml:space="preserve">Figure </w:t>
+        <w:t>Figure 4:</w:t>
+      </w:r>
+      <w:r>
+        <w:rPr>
+          <w:rFonts w:ascii="Georgia" w:hAnsi="Georgia"/>
+          <w:sz w:val="22"/>
+          <w:szCs w:val="22"/>
+        </w:rPr>
+        <w:t xml:space="preserve"> </w:t>
       </w:r>
       <w:r>
         <w:rPr>
@@ -2771,79 +3605,15 @@
           <w:sz w:val="22"/>
           <w:szCs w:val="22"/>
         </w:rPr>
-        <w:t>4</w:t>
-      </w:r>
-      <w:r>
-        <w:rPr>
-          <w:rFonts w:ascii="Georgia" w:hAnsi="Georgia"/>
-          <w:b/>
-          <w:bCs/>
-          <w:sz w:val="22"/>
-          <w:szCs w:val="22"/>
-        </w:rPr>
-        <w:t>:</w:t>
-      </w:r>
-      <w:r>
-        <w:rPr>
-          <w:rFonts w:ascii="Georgia" w:hAnsi="Georgia"/>
-          <w:sz w:val="22"/>
-          <w:szCs w:val="22"/>
-        </w:rPr>
-        <w:t xml:space="preserve"> </w:t>
-      </w:r>
-      <w:r>
-        <w:rPr>
-          <w:rFonts w:ascii="Georgia" w:hAnsi="Georgia"/>
-          <w:b/>
-          <w:bCs/>
-          <w:sz w:val="22"/>
-          <w:szCs w:val="22"/>
-        </w:rPr>
-        <w:t xml:space="preserve">Proportions by </w:t>
-      </w:r>
-      <w:r>
-        <w:rPr>
-          <w:rFonts w:ascii="Georgia" w:hAnsi="Georgia"/>
-          <w:b/>
-          <w:bCs/>
-          <w:sz w:val="22"/>
-          <w:szCs w:val="22"/>
-        </w:rPr>
-        <w:t>Salinity</w:t>
-      </w:r>
-      <w:r>
-        <w:rPr>
-          <w:rFonts w:ascii="Georgia" w:hAnsi="Georgia"/>
-          <w:b/>
-          <w:bCs/>
-          <w:sz w:val="22"/>
-          <w:szCs w:val="22"/>
-        </w:rPr>
-        <w:t xml:space="preserve"> Bin </w:t>
-      </w:r>
-      <w:r>
-        <w:rPr>
-          <w:rFonts w:ascii="Georgia" w:hAnsi="Georgia"/>
-          <w:sz w:val="22"/>
-          <w:szCs w:val="22"/>
-        </w:rPr>
-        <w:t xml:space="preserve">Observed vs predicted proportions of fish below 25m as a function of </w:t>
-      </w:r>
-      <w:r>
-        <w:rPr>
-          <w:rFonts w:ascii="Georgia" w:hAnsi="Georgia"/>
-          <w:sz w:val="22"/>
-          <w:szCs w:val="22"/>
-        </w:rPr>
-        <w:t>salinity</w:t>
-      </w:r>
-      <w:r>
-        <w:rPr>
-          <w:rFonts w:ascii="Georgia" w:hAnsi="Georgia"/>
-          <w:sz w:val="22"/>
-          <w:szCs w:val="22"/>
-        </w:rPr>
-        <w:t xml:space="preserve">. Note the variation between training and validation sets. </w:t>
+        <w:t xml:space="preserve">Proportions by Salinity Bin </w:t>
+      </w:r>
+      <w:r>
+        <w:rPr>
+          <w:rFonts w:ascii="Georgia" w:hAnsi="Georgia"/>
+          <w:sz w:val="22"/>
+          <w:szCs w:val="22"/>
+        </w:rPr>
+        <w:t>Observed vs predicted proportions of fish below 25m as a function of salinity.</w:t>
       </w:r>
     </w:p>
     <w:p>
@@ -2921,7 +3691,15 @@
           <w:sz w:val="22"/>
           <w:szCs w:val="22"/>
         </w:rPr>
-        <w:t xml:space="preserve">Figure </w:t>
+        <w:t>Figure 5:</w:t>
+      </w:r>
+      <w:r>
+        <w:rPr>
+          <w:rFonts w:ascii="Georgia" w:hAnsi="Georgia"/>
+          <w:sz w:val="22"/>
+          <w:szCs w:val="22"/>
+        </w:rPr>
+        <w:t xml:space="preserve"> </w:t>
       </w:r>
       <w:r>
         <w:rPr>
@@ -2931,79 +3709,15 @@
           <w:sz w:val="22"/>
           <w:szCs w:val="22"/>
         </w:rPr>
-        <w:t>5</w:t>
-      </w:r>
-      <w:r>
-        <w:rPr>
-          <w:rFonts w:ascii="Georgia" w:hAnsi="Georgia"/>
-          <w:b/>
-          <w:bCs/>
-          <w:sz w:val="22"/>
-          <w:szCs w:val="22"/>
-        </w:rPr>
-        <w:t>:</w:t>
-      </w:r>
-      <w:r>
-        <w:rPr>
-          <w:rFonts w:ascii="Georgia" w:hAnsi="Georgia"/>
-          <w:sz w:val="22"/>
-          <w:szCs w:val="22"/>
-        </w:rPr>
-        <w:t xml:space="preserve"> </w:t>
-      </w:r>
-      <w:r>
-        <w:rPr>
-          <w:rFonts w:ascii="Georgia" w:hAnsi="Georgia"/>
-          <w:b/>
-          <w:bCs/>
-          <w:sz w:val="22"/>
-          <w:szCs w:val="22"/>
-        </w:rPr>
-        <w:t xml:space="preserve">Proportions by </w:t>
-      </w:r>
-      <w:r>
-        <w:rPr>
-          <w:rFonts w:ascii="Georgia" w:hAnsi="Georgia"/>
-          <w:b/>
-          <w:bCs/>
-          <w:sz w:val="22"/>
-          <w:szCs w:val="22"/>
-        </w:rPr>
-        <w:t>Mixed Layer Thickness</w:t>
-      </w:r>
-      <w:r>
-        <w:rPr>
-          <w:rFonts w:ascii="Georgia" w:hAnsi="Georgia"/>
-          <w:b/>
-          <w:bCs/>
-          <w:sz w:val="22"/>
-          <w:szCs w:val="22"/>
-        </w:rPr>
-        <w:t xml:space="preserve"> Bin </w:t>
-      </w:r>
-      <w:r>
-        <w:rPr>
-          <w:rFonts w:ascii="Georgia" w:hAnsi="Georgia"/>
-          <w:sz w:val="22"/>
-          <w:szCs w:val="22"/>
-        </w:rPr>
-        <w:t xml:space="preserve">Observed vs predicted proportions of fish below 25m as a function of </w:t>
-      </w:r>
-      <w:r>
-        <w:rPr>
-          <w:rFonts w:ascii="Georgia" w:hAnsi="Georgia"/>
-          <w:sz w:val="22"/>
-          <w:szCs w:val="22"/>
-        </w:rPr>
-        <w:t>mixed layer thickness</w:t>
-      </w:r>
-      <w:r>
-        <w:rPr>
-          <w:rFonts w:ascii="Georgia" w:hAnsi="Georgia"/>
-          <w:sz w:val="22"/>
-          <w:szCs w:val="22"/>
-        </w:rPr>
-        <w:t xml:space="preserve">. </w:t>
+        <w:t xml:space="preserve">Proportions by Mixed Layer Thickness Bin </w:t>
+      </w:r>
+      <w:r>
+        <w:rPr>
+          <w:rFonts w:ascii="Georgia" w:hAnsi="Georgia"/>
+          <w:sz w:val="22"/>
+          <w:szCs w:val="22"/>
+        </w:rPr>
+        <w:t xml:space="preserve">Observed vs predicted proportions of fish below 25m as a function of mixed layer thickness. </w:t>
       </w:r>
     </w:p>
     <w:p>
@@ -3129,7 +3843,15 @@
           <w:sz w:val="22"/>
           <w:szCs w:val="22"/>
         </w:rPr>
-        <w:t xml:space="preserve">Figure </w:t>
+        <w:t>Figure 6:</w:t>
+      </w:r>
+      <w:r>
+        <w:rPr>
+          <w:rFonts w:ascii="Georgia" w:hAnsi="Georgia"/>
+          <w:sz w:val="22"/>
+          <w:szCs w:val="22"/>
+        </w:rPr>
+        <w:t xml:space="preserve"> </w:t>
       </w:r>
       <w:r>
         <w:rPr>
@@ -3139,53 +3861,31 @@
           <w:sz w:val="22"/>
           <w:szCs w:val="22"/>
         </w:rPr>
-        <w:t>6</w:t>
-      </w:r>
-      <w:r>
-        <w:rPr>
-          <w:rFonts w:ascii="Georgia" w:hAnsi="Georgia"/>
-          <w:b/>
-          <w:bCs/>
-          <w:sz w:val="22"/>
-          <w:szCs w:val="22"/>
-        </w:rPr>
-        <w:t>:</w:t>
-      </w:r>
-      <w:r>
-        <w:rPr>
-          <w:rFonts w:ascii="Georgia" w:hAnsi="Georgia"/>
-          <w:sz w:val="22"/>
-          <w:szCs w:val="22"/>
-        </w:rPr>
-        <w:t xml:space="preserve"> </w:t>
-      </w:r>
-      <w:r>
-        <w:rPr>
-          <w:rFonts w:ascii="Georgia" w:hAnsi="Georgia"/>
-          <w:b/>
-          <w:bCs/>
-          <w:sz w:val="22"/>
-          <w:szCs w:val="22"/>
-        </w:rPr>
-        <w:t>Spatial Distribution of Minimum Risk</w:t>
-      </w:r>
-      <w:r>
-        <w:rPr>
-          <w:rFonts w:ascii="Georgia" w:hAnsi="Georgia"/>
-          <w:b/>
-          <w:bCs/>
-          <w:sz w:val="22"/>
-          <w:szCs w:val="22"/>
-        </w:rPr>
-        <w:t xml:space="preserve"> </w:t>
-      </w:r>
-      <w:r>
-        <w:rPr>
-          <w:rFonts w:ascii="Georgia" w:hAnsi="Georgia"/>
-          <w:sz w:val="22"/>
-          <w:szCs w:val="22"/>
-        </w:rPr>
-        <w:t xml:space="preserve">Minimum predicted risk in the lowest depth bin available to each H3 cell in February and August. </w:t>
+        <w:t xml:space="preserve">Spatial Distribution of Minimum Risk </w:t>
+      </w:r>
+      <w:r>
+        <w:rPr>
+          <w:rFonts w:ascii="Georgia" w:hAnsi="Georgia"/>
+          <w:sz w:val="22"/>
+          <w:szCs w:val="22"/>
+        </w:rPr>
+        <w:t xml:space="preserve">Minimum predicted </w:t>
+      </w:r>
+      <w:r>
+        <w:rPr>
+          <w:rFonts w:ascii="Georgia" w:hAnsi="Georgia"/>
+          <w:sz w:val="22"/>
+          <w:szCs w:val="22"/>
+        </w:rPr>
+        <w:t>likelihood</w:t>
+      </w:r>
+      <w:r>
+        <w:rPr>
+          <w:rFonts w:ascii="Georgia" w:hAnsi="Georgia"/>
+          <w:sz w:val="22"/>
+          <w:szCs w:val="22"/>
+        </w:rPr>
+        <w:t xml:space="preserve"> in the lowest depth bin available to each H3 cell in February and August. </w:t>
       </w:r>
     </w:p>
     <w:p>
@@ -3205,7 +3905,7 @@
         </w:rPr>
         <w:lastRenderedPageBreak/>
         <w:drawing>
-          <wp:inline distT="0" distB="0" distL="0" distR="0" wp14:anchorId="0C273373" wp14:editId="02A5BD7D">
+          <wp:inline distT="0" distB="0" distL="0" distR="0" wp14:anchorId="0C273373" wp14:editId="77FD3BE3">
             <wp:extent cx="5943600" cy="1772920"/>
             <wp:effectExtent l="0" t="0" r="0" b="5080"/>
             <wp:docPr id="107321215" name="Picture 9" descr="A green and white graph&#10;&#10;AI-generated content may be incorrect."/>
@@ -3251,21 +3951,27 @@
       <w:pPr>
         <w:rPr>
           <w:rFonts w:ascii="Georgia" w:hAnsi="Georgia"/>
+          <w:sz w:val="22"/>
+          <w:szCs w:val="22"/>
+        </w:rPr>
+      </w:pPr>
+      <w:r>
+        <w:rPr>
+          <w:rFonts w:ascii="Georgia" w:hAnsi="Georgia"/>
           <w:b/>
           <w:bCs/>
           <w:sz w:val="22"/>
           <w:szCs w:val="22"/>
         </w:rPr>
-      </w:pPr>
-      <w:r>
-        <w:rPr>
-          <w:rFonts w:ascii="Georgia" w:hAnsi="Georgia"/>
-          <w:b/>
-          <w:bCs/>
-          <w:sz w:val="22"/>
-          <w:szCs w:val="22"/>
-        </w:rPr>
         <w:t xml:space="preserve">Figure 7: Full Year of Likelihoods </w:t>
+      </w:r>
+      <w:r>
+        <w:rPr>
+          <w:rFonts w:ascii="Georgia" w:hAnsi="Georgia"/>
+          <w:sz w:val="22"/>
+          <w:szCs w:val="22"/>
+        </w:rPr>
+        <w:t xml:space="preserve">Predicted likelihood per depth bin across all hours in 2022 for an H3 cell near Chignik. </w:t>
       </w:r>
     </w:p>
     <w:p>
@@ -3418,7 +4124,7 @@
           <w:szCs w:val="22"/>
         </w:rPr>
         <w:drawing>
-          <wp:inline distT="0" distB="0" distL="0" distR="0" wp14:anchorId="73AEBDAB" wp14:editId="2342BF8A">
+          <wp:inline distT="0" distB="0" distL="0" distR="0" wp14:anchorId="73AEBDAB" wp14:editId="166D3E57">
             <wp:extent cx="5943600" cy="1769110"/>
             <wp:effectExtent l="0" t="0" r="0" b="0"/>
             <wp:docPr id="1837480265" name="Picture 12" descr="A graph showing the same number of numbers&#10;&#10;AI-generated content may be incorrect."/>
@@ -3477,7 +4183,7 @@
         </w:rPr>
         <w:lastRenderedPageBreak/>
         <w:drawing>
-          <wp:inline distT="0" distB="0" distL="0" distR="0" wp14:anchorId="7841D683" wp14:editId="4FEBC71F">
+          <wp:inline distT="0" distB="0" distL="0" distR="0" wp14:anchorId="7841D683" wp14:editId="70981BBE">
             <wp:extent cx="5943600" cy="1780540"/>
             <wp:effectExtent l="0" t="0" r="0" b="0"/>
             <wp:docPr id="226661333" name="Picture 13" descr="A graph of a graph with blue dots&#10;&#10;AI-generated content may be incorrect."/>
@@ -3535,7 +4241,7 @@
           <w:szCs w:val="22"/>
         </w:rPr>
         <w:drawing>
-          <wp:inline distT="0" distB="0" distL="0" distR="0" wp14:anchorId="7548F590" wp14:editId="0B3A200A">
+          <wp:inline distT="0" distB="0" distL="0" distR="0" wp14:anchorId="7548F590" wp14:editId="6F24C4A0">
             <wp:extent cx="5943600" cy="1760855"/>
             <wp:effectExtent l="0" t="0" r="0" b="4445"/>
             <wp:docPr id="1484419975" name="Picture 14" descr="A graph of a graph with blue dots&#10;&#10;AI-generated content may be incorrect."/>
@@ -3581,12 +4287,20 @@
       <w:pPr>
         <w:rPr>
           <w:rFonts w:ascii="Georgia" w:hAnsi="Georgia"/>
+          <w:sz w:val="22"/>
+          <w:szCs w:val="22"/>
+        </w:rPr>
+      </w:pPr>
+      <w:r>
+        <w:rPr>
+          <w:rFonts w:ascii="Georgia" w:hAnsi="Georgia"/>
           <w:b/>
           <w:bCs/>
           <w:sz w:val="22"/>
           <w:szCs w:val="22"/>
         </w:rPr>
-      </w:pPr>
+        <w:t>Figure 9: Likelihood of Bottom Occupancy vs Environmental Features</w:t>
+      </w:r>
       <w:r>
         <w:rPr>
           <w:rFonts w:ascii="Georgia" w:hAnsi="Georgia"/>
@@ -3595,7 +4309,15 @@
           <w:sz w:val="22"/>
           <w:szCs w:val="22"/>
         </w:rPr>
-        <w:t>Figure 9: Likelihood of Bottom Occupancy vs Environmental Features</w:t>
+        <w:t xml:space="preserve"> </w:t>
+      </w:r>
+      <w:r>
+        <w:rPr>
+          <w:rFonts w:ascii="Georgia" w:hAnsi="Georgia"/>
+          <w:sz w:val="22"/>
+          <w:szCs w:val="22"/>
+        </w:rPr>
+        <w:t xml:space="preserve">Per H3 cell the minimum likelihood of occupancy in the lowest depth bin vs mean environmental features in that cell-bin combination. This was taken over February and August 15. </w:t>
       </w:r>
     </w:p>
     <w:sectPr>
